--- a/STUDY/7_FastAPI/Обучающий_файл.docx
+++ b/STUDY/7_FastAPI/Обучающий_файл.docx
@@ -44,7 +44,6 @@
           <w:rFonts w:ascii="Times New Roman" w:hAnsi="Times New Roman" w:cs="Times New Roman"/>
           <w:sz w:val="24"/>
           <w:szCs w:val="24"/>
-          <w:lang w:val="en-US"/>
         </w:rPr>
       </w:pPr>
       <w:r>
@@ -60,7 +59,6 @@
           <w:rFonts w:ascii="Times New Roman" w:hAnsi="Times New Roman" w:cs="Times New Roman"/>
           <w:sz w:val="24"/>
           <w:szCs w:val="24"/>
-          <w:lang w:val="en-US"/>
         </w:rPr>
         <w:t xml:space="preserve">: </w:t>
       </w:r>
@@ -90,11 +88,21 @@
           <w:szCs w:val="24"/>
         </w:rPr>
       </w:pPr>
-      <w:r>
-        <w:rPr>
-          <w:rFonts w:ascii="Times New Roman" w:hAnsi="Times New Roman" w:cs="Times New Roman"/>
-          <w:sz w:val="24"/>
-          <w:szCs w:val="24"/>
+    </w:p>
+    <w:p>
+      <w:pPr>
+        <w:rPr>
+          <w:rFonts w:ascii="Times New Roman" w:hAnsi="Times New Roman" w:cs="Times New Roman"/>
+          <w:sz w:val="24"/>
+          <w:szCs w:val="24"/>
+        </w:rPr>
+      </w:pPr>
+      <w:r>
+        <w:rPr>
+          <w:rFonts w:ascii="Times New Roman" w:hAnsi="Times New Roman" w:cs="Times New Roman"/>
+          <w:sz w:val="24"/>
+          <w:szCs w:val="24"/>
+          <w:highlight w:val="green"/>
         </w:rPr>
         <w:t>Урок 2: Обзор фреймворка</w:t>
       </w:r>
@@ -201,11 +209,21 @@
           <w:szCs w:val="24"/>
         </w:rPr>
       </w:pPr>
-      <w:r>
-        <w:rPr>
-          <w:rFonts w:ascii="Times New Roman" w:hAnsi="Times New Roman" w:cs="Times New Roman"/>
-          <w:sz w:val="24"/>
-          <w:szCs w:val="24"/>
+    </w:p>
+    <w:p>
+      <w:pPr>
+        <w:rPr>
+          <w:rFonts w:ascii="Times New Roman" w:hAnsi="Times New Roman" w:cs="Times New Roman"/>
+          <w:sz w:val="24"/>
+          <w:szCs w:val="24"/>
+        </w:rPr>
+      </w:pPr>
+      <w:r>
+        <w:rPr>
+          <w:rFonts w:ascii="Times New Roman" w:hAnsi="Times New Roman" w:cs="Times New Roman"/>
+          <w:sz w:val="24"/>
+          <w:szCs w:val="24"/>
+          <w:highlight w:val="green"/>
         </w:rPr>
         <w:t xml:space="preserve">Урок 3: Установка, </w:t>
       </w:r>
@@ -214,6 +232,7 @@
           <w:rFonts w:ascii="Times New Roman" w:hAnsi="Times New Roman" w:cs="Times New Roman"/>
           <w:sz w:val="24"/>
           <w:szCs w:val="24"/>
+          <w:highlight w:val="green"/>
         </w:rPr>
         <w:t>запуск, документация приложения</w:t>
       </w:r>
@@ -254,8 +273,10 @@
       <w:r>
         <w:rPr>
           <w:rFonts w:ascii="Times New Roman" w:hAnsi="Times New Roman" w:cs="Times New Roman"/>
-          <w:sz w:val="24"/>
-          <w:szCs w:val="24"/>
+          <w:b/>
+          <w:sz w:val="24"/>
+          <w:szCs w:val="24"/>
+          <w:highlight w:val="lightGray"/>
           <w:lang w:val="en-US"/>
         </w:rPr>
         <w:t>pip</w:t>
@@ -263,16 +284,20 @@
       <w:r>
         <w:rPr>
           <w:rFonts w:ascii="Times New Roman" w:hAnsi="Times New Roman" w:cs="Times New Roman"/>
-          <w:sz w:val="24"/>
-          <w:szCs w:val="24"/>
+          <w:b/>
+          <w:sz w:val="24"/>
+          <w:szCs w:val="24"/>
+          <w:highlight w:val="lightGray"/>
         </w:rPr>
         <w:t xml:space="preserve"> </w:t>
       </w:r>
       <w:r>
         <w:rPr>
           <w:rFonts w:ascii="Times New Roman" w:hAnsi="Times New Roman" w:cs="Times New Roman"/>
-          <w:sz w:val="24"/>
-          <w:szCs w:val="24"/>
+          <w:b/>
+          <w:sz w:val="24"/>
+          <w:szCs w:val="24"/>
+          <w:highlight w:val="lightGray"/>
           <w:lang w:val="en-US"/>
         </w:rPr>
         <w:t>install</w:t>
@@ -280,16 +305,20 @@
       <w:r>
         <w:rPr>
           <w:rFonts w:ascii="Times New Roman" w:hAnsi="Times New Roman" w:cs="Times New Roman"/>
-          <w:sz w:val="24"/>
-          <w:szCs w:val="24"/>
+          <w:b/>
+          <w:sz w:val="24"/>
+          <w:szCs w:val="24"/>
+          <w:highlight w:val="lightGray"/>
         </w:rPr>
         <w:t xml:space="preserve"> </w:t>
       </w:r>
       <w:r>
         <w:rPr>
           <w:rFonts w:ascii="Times New Roman" w:hAnsi="Times New Roman" w:cs="Times New Roman"/>
-          <w:sz w:val="24"/>
-          <w:szCs w:val="24"/>
+          <w:b/>
+          <w:sz w:val="24"/>
+          <w:szCs w:val="24"/>
+          <w:highlight w:val="lightGray"/>
           <w:lang w:val="en-US"/>
         </w:rPr>
         <w:t>fastapi</w:t>
@@ -297,24 +326,30 @@
       <w:r>
         <w:rPr>
           <w:rFonts w:ascii="Times New Roman" w:hAnsi="Times New Roman" w:cs="Times New Roman"/>
-          <w:sz w:val="24"/>
-          <w:szCs w:val="24"/>
+          <w:b/>
+          <w:sz w:val="24"/>
+          <w:szCs w:val="24"/>
+          <w:highlight w:val="lightGray"/>
         </w:rPr>
         <w:t>==0.</w:t>
       </w:r>
       <w:r>
         <w:rPr>
           <w:rFonts w:ascii="Times New Roman" w:hAnsi="Times New Roman" w:cs="Times New Roman"/>
-          <w:sz w:val="24"/>
-          <w:szCs w:val="24"/>
+          <w:b/>
+          <w:sz w:val="24"/>
+          <w:szCs w:val="24"/>
+          <w:highlight w:val="lightGray"/>
         </w:rPr>
         <w:t>78</w:t>
       </w:r>
       <w:r>
         <w:rPr>
           <w:rFonts w:ascii="Times New Roman" w:hAnsi="Times New Roman" w:cs="Times New Roman"/>
-          <w:sz w:val="24"/>
-          <w:szCs w:val="24"/>
+          <w:b/>
+          <w:sz w:val="24"/>
+          <w:szCs w:val="24"/>
+          <w:highlight w:val="lightGray"/>
         </w:rPr>
         <w:t>.0</w:t>
       </w:r>
@@ -439,8 +474,10 @@
       <w:r>
         <w:rPr>
           <w:rFonts w:ascii="Times New Roman" w:hAnsi="Times New Roman" w:cs="Times New Roman"/>
-          <w:sz w:val="24"/>
-          <w:szCs w:val="24"/>
+          <w:b/>
+          <w:sz w:val="24"/>
+          <w:szCs w:val="24"/>
+          <w:highlight w:val="lightGray"/>
           <w:lang w:val="en-US"/>
         </w:rPr>
         <w:t>pip</w:t>
@@ -448,16 +485,20 @@
       <w:r>
         <w:rPr>
           <w:rFonts w:ascii="Times New Roman" w:hAnsi="Times New Roman" w:cs="Times New Roman"/>
-          <w:sz w:val="24"/>
-          <w:szCs w:val="24"/>
+          <w:b/>
+          <w:sz w:val="24"/>
+          <w:szCs w:val="24"/>
+          <w:highlight w:val="lightGray"/>
         </w:rPr>
         <w:t xml:space="preserve"> </w:t>
       </w:r>
       <w:r>
         <w:rPr>
           <w:rFonts w:ascii="Times New Roman" w:hAnsi="Times New Roman" w:cs="Times New Roman"/>
-          <w:sz w:val="24"/>
-          <w:szCs w:val="24"/>
+          <w:b/>
+          <w:sz w:val="24"/>
+          <w:szCs w:val="24"/>
+          <w:highlight w:val="lightGray"/>
           <w:lang w:val="en-US"/>
         </w:rPr>
         <w:t>install</w:t>
@@ -465,35 +506,54 @@
       <w:r>
         <w:rPr>
           <w:rFonts w:ascii="Times New Roman" w:hAnsi="Times New Roman" w:cs="Times New Roman"/>
-          <w:sz w:val="24"/>
-          <w:szCs w:val="24"/>
-        </w:rPr>
-        <w:t xml:space="preserve"> </w:t>
-      </w:r>
-      <w:r>
-        <w:rPr>
-          <w:rFonts w:ascii="Times New Roman" w:hAnsi="Times New Roman" w:cs="Times New Roman"/>
-          <w:sz w:val="24"/>
-          <w:szCs w:val="24"/>
-        </w:rPr>
-        <w:t>“</w:t>
-      </w:r>
-      <w:r>
-        <w:rPr>
-          <w:rFonts w:ascii="Times New Roman" w:hAnsi="Times New Roman" w:cs="Times New Roman"/>
-          <w:sz w:val="24"/>
-          <w:szCs w:val="24"/>
-          <w:lang w:val="en-US"/>
-        </w:rPr>
-        <w:t>uvicorn[standard]==0.17.6</w:t>
-      </w:r>
-      <w:r>
-        <w:rPr>
-          <w:rFonts w:ascii="Times New Roman" w:hAnsi="Times New Roman" w:cs="Times New Roman"/>
-          <w:sz w:val="24"/>
-          <w:szCs w:val="24"/>
-        </w:rPr>
-        <w:t>”</w:t>
+          <w:b/>
+          <w:sz w:val="24"/>
+          <w:szCs w:val="24"/>
+          <w:highlight w:val="lightGray"/>
+        </w:rPr>
+        <w:t xml:space="preserve"> “</w:t>
+      </w:r>
+      <w:r>
+        <w:rPr>
+          <w:rFonts w:ascii="Times New Roman" w:hAnsi="Times New Roman" w:cs="Times New Roman"/>
+          <w:b/>
+          <w:sz w:val="24"/>
+          <w:szCs w:val="24"/>
+          <w:highlight w:val="lightGray"/>
+          <w:lang w:val="en-US"/>
+        </w:rPr>
+        <w:t>uvicorn</w:t>
+      </w:r>
+      <w:r>
+        <w:rPr>
+          <w:rFonts w:ascii="Times New Roman" w:hAnsi="Times New Roman" w:cs="Times New Roman"/>
+          <w:b/>
+          <w:sz w:val="24"/>
+          <w:szCs w:val="24"/>
+          <w:highlight w:val="lightGray"/>
+        </w:rPr>
+        <w:t>[</w:t>
+      </w:r>
+      <w:r>
+        <w:rPr>
+          <w:rFonts w:ascii="Times New Roman" w:hAnsi="Times New Roman" w:cs="Times New Roman"/>
+          <w:b/>
+          <w:sz w:val="24"/>
+          <w:szCs w:val="24"/>
+          <w:highlight w:val="lightGray"/>
+          <w:lang w:val="en-US"/>
+        </w:rPr>
+        <w:t>standard</w:t>
+      </w:r>
+      <w:r>
+        <w:rPr>
+          <w:rFonts w:ascii="Times New Roman" w:hAnsi="Times New Roman" w:cs="Times New Roman"/>
+          <w:b/>
+          <w:sz w:val="24"/>
+          <w:szCs w:val="24"/>
+          <w:highlight w:val="lightGray"/>
+        </w:rPr>
+        <w:t>]==0.17.6”</w:t>
       </w:r>
     </w:p>
     <w:p>
@@ -521,7 +581,6 @@
         <w:br/>
         <w:t xml:space="preserve">- </w:t>
       </w:r>
-      <w:proofErr w:type="spellStart"/>
       <w:r>
         <w:rPr>
           <w:rFonts w:ascii="Times New Roman" w:hAnsi="Times New Roman" w:cs="Times New Roman"/>
@@ -531,7 +590,6 @@
         </w:rPr>
         <w:t>watchgod</w:t>
       </w:r>
-      <w:proofErr w:type="spellEnd"/>
       <w:r>
         <w:rPr>
           <w:rFonts w:ascii="Times New Roman" w:hAnsi="Times New Roman" w:cs="Times New Roman"/>
@@ -557,7 +615,6 @@
         <w:br/>
         <w:t xml:space="preserve">- </w:t>
       </w:r>
-      <w:proofErr w:type="spellStart"/>
       <w:r>
         <w:rPr>
           <w:rFonts w:ascii="Times New Roman" w:hAnsi="Times New Roman" w:cs="Times New Roman"/>
@@ -567,7 +624,6 @@
         </w:rPr>
         <w:t>dotenv</w:t>
       </w:r>
-      <w:proofErr w:type="spellEnd"/>
       <w:r>
         <w:rPr>
           <w:rFonts w:ascii="Times New Roman" w:hAnsi="Times New Roman" w:cs="Times New Roman"/>
@@ -604,18 +660,21 @@
     </w:p>
     <w:p>
       <w:pPr>
-        <w:rPr>
-          <w:rFonts w:ascii="Times New Roman" w:hAnsi="Times New Roman" w:cs="Times New Roman"/>
-          <w:sz w:val="24"/>
-          <w:szCs w:val="24"/>
-          <w:lang w:val="en-US"/>
-        </w:rPr>
-      </w:pPr>
-      <w:r>
-        <w:rPr>
-          <w:rFonts w:ascii="Times New Roman" w:hAnsi="Times New Roman" w:cs="Times New Roman"/>
-          <w:sz w:val="24"/>
-          <w:szCs w:val="24"/>
+        <w:shd w:val="clear" w:color="auto" w:fill="D0CECE" w:themeFill="background2" w:themeFillShade="E6"/>
+        <w:rPr>
+          <w:rFonts w:ascii="Times New Roman" w:hAnsi="Times New Roman" w:cs="Times New Roman"/>
+          <w:sz w:val="24"/>
+          <w:szCs w:val="24"/>
+          <w:highlight w:val="lightGray"/>
+          <w:lang w:val="en-US"/>
+        </w:rPr>
+      </w:pPr>
+      <w:r>
+        <w:rPr>
+          <w:rFonts w:ascii="Times New Roman" w:hAnsi="Times New Roman" w:cs="Times New Roman"/>
+          <w:sz w:val="24"/>
+          <w:szCs w:val="24"/>
+          <w:highlight w:val="lightGray"/>
           <w:lang w:val="en-US"/>
         </w:rPr>
         <w:t>from fastapi import FastAPI</w:t>
@@ -623,18 +682,21 @@
     </w:p>
     <w:p>
       <w:pPr>
-        <w:rPr>
-          <w:rFonts w:ascii="Times New Roman" w:hAnsi="Times New Roman" w:cs="Times New Roman"/>
-          <w:sz w:val="24"/>
-          <w:szCs w:val="24"/>
-          <w:lang w:val="en-US"/>
-        </w:rPr>
-      </w:pPr>
-      <w:r>
-        <w:rPr>
-          <w:rFonts w:ascii="Times New Roman" w:hAnsi="Times New Roman" w:cs="Times New Roman"/>
-          <w:sz w:val="24"/>
-          <w:szCs w:val="24"/>
+        <w:shd w:val="clear" w:color="auto" w:fill="D0CECE" w:themeFill="background2" w:themeFillShade="E6"/>
+        <w:rPr>
+          <w:rFonts w:ascii="Times New Roman" w:hAnsi="Times New Roman" w:cs="Times New Roman"/>
+          <w:sz w:val="24"/>
+          <w:szCs w:val="24"/>
+          <w:highlight w:val="lightGray"/>
+          <w:lang w:val="en-US"/>
+        </w:rPr>
+      </w:pPr>
+      <w:r>
+        <w:rPr>
+          <w:rFonts w:ascii="Times New Roman" w:hAnsi="Times New Roman" w:cs="Times New Roman"/>
+          <w:sz w:val="24"/>
+          <w:szCs w:val="24"/>
+          <w:highlight w:val="lightGray"/>
           <w:lang w:val="en-US"/>
         </w:rPr>
         <w:t xml:space="preserve">app = </w:t>
@@ -645,6 +707,7 @@
           <w:rFonts w:ascii="Times New Roman" w:hAnsi="Times New Roman" w:cs="Times New Roman"/>
           <w:sz w:val="24"/>
           <w:szCs w:val="24"/>
+          <w:highlight w:val="lightGray"/>
           <w:lang w:val="en-US"/>
         </w:rPr>
         <w:t>FastAPI(</w:t>
@@ -655,6 +718,7 @@
           <w:rFonts w:ascii="Times New Roman" w:hAnsi="Times New Roman" w:cs="Times New Roman"/>
           <w:sz w:val="24"/>
           <w:szCs w:val="24"/>
+          <w:highlight w:val="lightGray"/>
           <w:lang w:val="en-US"/>
         </w:rPr>
         <w:t>)</w:t>
@@ -662,18 +726,20 @@
     </w:p>
     <w:p>
       <w:pPr>
-        <w:rPr>
-          <w:rFonts w:ascii="Times New Roman" w:hAnsi="Times New Roman" w:cs="Times New Roman"/>
-          <w:sz w:val="24"/>
-          <w:szCs w:val="24"/>
-          <w:lang w:val="en-US"/>
-        </w:rPr>
-      </w:pPr>
-      <w:r>
-        <w:rPr>
-          <w:rFonts w:ascii="Times New Roman" w:hAnsi="Times New Roman" w:cs="Times New Roman"/>
-          <w:sz w:val="24"/>
-          <w:szCs w:val="24"/>
+        <w:shd w:val="clear" w:color="auto" w:fill="D0CECE" w:themeFill="background2" w:themeFillShade="E6"/>
+        <w:rPr>
+          <w:rFonts w:ascii="Times New Roman" w:hAnsi="Times New Roman" w:cs="Times New Roman"/>
+          <w:sz w:val="24"/>
+          <w:szCs w:val="24"/>
+          <w:lang w:val="en-US"/>
+        </w:rPr>
+      </w:pPr>
+      <w:r>
+        <w:rPr>
+          <w:rFonts w:ascii="Times New Roman" w:hAnsi="Times New Roman" w:cs="Times New Roman"/>
+          <w:sz w:val="24"/>
+          <w:szCs w:val="24"/>
+          <w:highlight w:val="lightGray"/>
           <w:lang w:val="en-US"/>
         </w:rPr>
         <w:t>@app.get(‘/’)</w:t>
@@ -683,6 +749,7 @@
           <w:rFonts w:ascii="Times New Roman" w:hAnsi="Times New Roman" w:cs="Times New Roman"/>
           <w:sz w:val="24"/>
           <w:szCs w:val="24"/>
+          <w:highlight w:val="lightGray"/>
           <w:lang w:val="en-US"/>
         </w:rPr>
         <w:br/>
@@ -693,6 +760,7 @@
           <w:rFonts w:ascii="Times New Roman" w:hAnsi="Times New Roman" w:cs="Times New Roman"/>
           <w:sz w:val="24"/>
           <w:szCs w:val="24"/>
+          <w:highlight w:val="lightGray"/>
           <w:lang w:val="en-US"/>
         </w:rPr>
         <w:br/>
@@ -702,6 +770,7 @@
           <w:rFonts w:ascii="Times New Roman" w:hAnsi="Times New Roman" w:cs="Times New Roman"/>
           <w:sz w:val="24"/>
           <w:szCs w:val="24"/>
+          <w:highlight w:val="lightGray"/>
           <w:lang w:val="en-US"/>
         </w:rPr>
         <w:tab/>
@@ -714,7 +783,6 @@
           <w:rFonts w:ascii="Times New Roman" w:hAnsi="Times New Roman" w:cs="Times New Roman"/>
           <w:sz w:val="24"/>
           <w:szCs w:val="24"/>
-          <w:lang w:val="en-US"/>
         </w:rPr>
       </w:pPr>
       <w:r>
@@ -728,8 +796,10 @@
       <w:r>
         <w:rPr>
           <w:rFonts w:ascii="Times New Roman" w:hAnsi="Times New Roman" w:cs="Times New Roman"/>
-          <w:sz w:val="24"/>
-          <w:szCs w:val="24"/>
+          <w:b/>
+          <w:sz w:val="24"/>
+          <w:szCs w:val="24"/>
+          <w:highlight w:val="lightGray"/>
           <w:lang w:val="en-US"/>
         </w:rPr>
         <w:t>uvicorn</w:t>
@@ -737,8 +807,10 @@
       <w:r>
         <w:rPr>
           <w:rFonts w:ascii="Times New Roman" w:hAnsi="Times New Roman" w:cs="Times New Roman"/>
-          <w:sz w:val="24"/>
-          <w:szCs w:val="24"/>
+          <w:b/>
+          <w:sz w:val="24"/>
+          <w:szCs w:val="24"/>
+          <w:highlight w:val="lightGray"/>
         </w:rPr>
         <w:t xml:space="preserve"> </w:t>
       </w:r>
@@ -746,8 +818,10 @@
       <w:r>
         <w:rPr>
           <w:rFonts w:ascii="Times New Roman" w:hAnsi="Times New Roman" w:cs="Times New Roman"/>
-          <w:sz w:val="24"/>
-          <w:szCs w:val="24"/>
+          <w:b/>
+          <w:sz w:val="24"/>
+          <w:szCs w:val="24"/>
+          <w:highlight w:val="lightGray"/>
           <w:lang w:val="en-US"/>
         </w:rPr>
         <w:t>main</w:t>
@@ -755,16 +829,20 @@
       <w:r>
         <w:rPr>
           <w:rFonts w:ascii="Times New Roman" w:hAnsi="Times New Roman" w:cs="Times New Roman"/>
-          <w:sz w:val="24"/>
-          <w:szCs w:val="24"/>
+          <w:b/>
+          <w:sz w:val="24"/>
+          <w:szCs w:val="24"/>
+          <w:highlight w:val="lightGray"/>
         </w:rPr>
         <w:t>:</w:t>
       </w:r>
       <w:r>
         <w:rPr>
           <w:rFonts w:ascii="Times New Roman" w:hAnsi="Times New Roman" w:cs="Times New Roman"/>
-          <w:sz w:val="24"/>
-          <w:szCs w:val="24"/>
+          <w:b/>
+          <w:sz w:val="24"/>
+          <w:szCs w:val="24"/>
+          <w:highlight w:val="lightGray"/>
           <w:lang w:val="en-US"/>
         </w:rPr>
         <w:t>app</w:t>
@@ -801,15 +879,18 @@
       <w:pPr>
         <w:rPr>
           <w:rFonts w:ascii="Times New Roman" w:hAnsi="Times New Roman" w:cs="Times New Roman"/>
-          <w:sz w:val="24"/>
-          <w:szCs w:val="24"/>
-        </w:rPr>
-      </w:pPr>
-      <w:r>
-        <w:rPr>
-          <w:rFonts w:ascii="Times New Roman" w:hAnsi="Times New Roman" w:cs="Times New Roman"/>
-          <w:sz w:val="24"/>
-          <w:szCs w:val="24"/>
+          <w:b/>
+          <w:sz w:val="24"/>
+          <w:szCs w:val="24"/>
+        </w:rPr>
+      </w:pPr>
+      <w:r>
+        <w:rPr>
+          <w:rFonts w:ascii="Times New Roman" w:hAnsi="Times New Roman" w:cs="Times New Roman"/>
+          <w:b/>
+          <w:sz w:val="24"/>
+          <w:szCs w:val="24"/>
+          <w:highlight w:val="lightGray"/>
           <w:lang w:val="en-US"/>
         </w:rPr>
         <w:t>uvicorn</w:t>
@@ -817,8 +898,10 @@
       <w:r>
         <w:rPr>
           <w:rFonts w:ascii="Times New Roman" w:hAnsi="Times New Roman" w:cs="Times New Roman"/>
-          <w:sz w:val="24"/>
-          <w:szCs w:val="24"/>
+          <w:b/>
+          <w:sz w:val="24"/>
+          <w:szCs w:val="24"/>
+          <w:highlight w:val="lightGray"/>
         </w:rPr>
         <w:t xml:space="preserve"> </w:t>
       </w:r>
@@ -826,8 +909,10 @@
       <w:r>
         <w:rPr>
           <w:rFonts w:ascii="Times New Roman" w:hAnsi="Times New Roman" w:cs="Times New Roman"/>
-          <w:sz w:val="24"/>
-          <w:szCs w:val="24"/>
+          <w:b/>
+          <w:sz w:val="24"/>
+          <w:szCs w:val="24"/>
+          <w:highlight w:val="lightGray"/>
           <w:lang w:val="en-US"/>
         </w:rPr>
         <w:t>main</w:t>
@@ -835,16 +920,20 @@
       <w:r>
         <w:rPr>
           <w:rFonts w:ascii="Times New Roman" w:hAnsi="Times New Roman" w:cs="Times New Roman"/>
-          <w:sz w:val="24"/>
-          <w:szCs w:val="24"/>
+          <w:b/>
+          <w:sz w:val="24"/>
+          <w:szCs w:val="24"/>
+          <w:highlight w:val="lightGray"/>
         </w:rPr>
         <w:t>:</w:t>
       </w:r>
       <w:r>
         <w:rPr>
           <w:rFonts w:ascii="Times New Roman" w:hAnsi="Times New Roman" w:cs="Times New Roman"/>
-          <w:sz w:val="24"/>
-          <w:szCs w:val="24"/>
+          <w:b/>
+          <w:sz w:val="24"/>
+          <w:szCs w:val="24"/>
+          <w:highlight w:val="lightGray"/>
           <w:lang w:val="en-US"/>
         </w:rPr>
         <w:t>app</w:t>
@@ -853,16 +942,20 @@
       <w:r>
         <w:rPr>
           <w:rFonts w:ascii="Times New Roman" w:hAnsi="Times New Roman" w:cs="Times New Roman"/>
-          <w:sz w:val="24"/>
-          <w:szCs w:val="24"/>
+          <w:b/>
+          <w:sz w:val="24"/>
+          <w:szCs w:val="24"/>
+          <w:highlight w:val="lightGray"/>
         </w:rPr>
         <w:t xml:space="preserve"> –</w:t>
       </w:r>
       <w:r>
         <w:rPr>
           <w:rFonts w:ascii="Times New Roman" w:hAnsi="Times New Roman" w:cs="Times New Roman"/>
-          <w:sz w:val="24"/>
-          <w:szCs w:val="24"/>
+          <w:b/>
+          <w:sz w:val="24"/>
+          <w:szCs w:val="24"/>
+          <w:highlight w:val="lightGray"/>
           <w:lang w:val="en-US"/>
         </w:rPr>
         <w:t>reload</w:t>
@@ -980,37 +1073,2251 @@
           <w:lang w:val="en-US"/>
         </w:rPr>
       </w:pPr>
-      <w:r>
-        <w:rPr>
-          <w:rFonts w:ascii="Times New Roman" w:hAnsi="Times New Roman" w:cs="Times New Roman"/>
-          <w:sz w:val="24"/>
-          <w:szCs w:val="24"/>
-          <w:lang w:val="en-US"/>
-        </w:rPr>
-        <w:t>redoc: http://127.0.0.1:8000/redoc</w:t>
+      <w:proofErr w:type="spellStart"/>
+      <w:r>
+        <w:rPr>
+          <w:rFonts w:ascii="Times New Roman" w:hAnsi="Times New Roman" w:cs="Times New Roman"/>
+          <w:sz w:val="24"/>
+          <w:szCs w:val="24"/>
+          <w:lang w:val="en-US"/>
+        </w:rPr>
+        <w:t>redoc</w:t>
+      </w:r>
+      <w:proofErr w:type="spellEnd"/>
+      <w:r>
+        <w:rPr>
+          <w:rFonts w:ascii="Times New Roman" w:hAnsi="Times New Roman" w:cs="Times New Roman"/>
+          <w:sz w:val="24"/>
+          <w:szCs w:val="24"/>
+          <w:lang w:val="en-US"/>
+        </w:rPr>
+        <w:t xml:space="preserve">: </w:t>
+      </w:r>
+      <w:hyperlink r:id="rId6" w:history="1">
+        <w:r>
+          <w:rPr>
+            <w:rStyle w:val="a3"/>
+            <w:rFonts w:ascii="Times New Roman" w:hAnsi="Times New Roman" w:cs="Times New Roman"/>
+            <w:sz w:val="24"/>
+            <w:szCs w:val="24"/>
+            <w:lang w:val="en-US"/>
+          </w:rPr>
+          <w:t>http://127.0.0.1:8000/redoc</w:t>
+        </w:r>
+      </w:hyperlink>
+    </w:p>
+    <w:p>
+      <w:pPr>
+        <w:rPr>
+          <w:rFonts w:ascii="Times New Roman" w:hAnsi="Times New Roman" w:cs="Times New Roman"/>
+          <w:sz w:val="24"/>
+          <w:szCs w:val="24"/>
+        </w:rPr>
+      </w:pPr>
+      <w:r>
+        <w:rPr>
+          <w:rFonts w:ascii="Times New Roman" w:hAnsi="Times New Roman" w:cs="Times New Roman"/>
+          <w:sz w:val="24"/>
+          <w:szCs w:val="24"/>
+          <w:highlight w:val="green"/>
+        </w:rPr>
+        <w:t xml:space="preserve">Урок 4: </w:t>
+      </w:r>
+      <w:r>
+        <w:rPr>
+          <w:rFonts w:ascii="Times New Roman" w:hAnsi="Times New Roman" w:cs="Times New Roman"/>
+          <w:sz w:val="24"/>
+          <w:szCs w:val="24"/>
+          <w:highlight w:val="green"/>
+          <w:lang w:val="en-US"/>
+        </w:rPr>
+        <w:t>GET</w:t>
+      </w:r>
+      <w:r>
+        <w:rPr>
+          <w:rFonts w:ascii="Times New Roman" w:hAnsi="Times New Roman" w:cs="Times New Roman"/>
+          <w:sz w:val="24"/>
+          <w:szCs w:val="24"/>
+          <w:highlight w:val="green"/>
+        </w:rPr>
+        <w:t>-запросы и параметры. Аннотации типов.</w:t>
+      </w:r>
+    </w:p>
+    <w:p>
+      <w:pPr>
+        <w:rPr>
+          <w:rFonts w:ascii="Times New Roman" w:hAnsi="Times New Roman" w:cs="Times New Roman"/>
+          <w:sz w:val="24"/>
+          <w:szCs w:val="24"/>
+        </w:rPr>
+      </w:pPr>
+      <w:r>
+        <w:rPr>
+          <w:rFonts w:ascii="Times New Roman" w:hAnsi="Times New Roman" w:cs="Times New Roman"/>
+          <w:sz w:val="24"/>
+          <w:szCs w:val="24"/>
+        </w:rPr>
+        <w:t xml:space="preserve">Методы, которые указываются в декораторе </w:t>
+      </w:r>
+      <w:r>
+        <w:rPr>
+          <w:rFonts w:ascii="Times New Roman" w:hAnsi="Times New Roman" w:cs="Times New Roman"/>
+          <w:sz w:val="24"/>
+          <w:szCs w:val="24"/>
+        </w:rPr>
+        <w:t xml:space="preserve">экземпляра приложения </w:t>
+      </w:r>
+      <w:r>
+        <w:rPr>
+          <w:rFonts w:ascii="Times New Roman" w:hAnsi="Times New Roman" w:cs="Times New Roman"/>
+          <w:sz w:val="24"/>
+          <w:szCs w:val="24"/>
+        </w:rPr>
+        <w:t>@</w:t>
+      </w:r>
+      <w:r>
+        <w:rPr>
+          <w:rFonts w:ascii="Times New Roman" w:hAnsi="Times New Roman" w:cs="Times New Roman"/>
+          <w:sz w:val="24"/>
+          <w:szCs w:val="24"/>
+          <w:lang w:val="en-US"/>
+        </w:rPr>
+        <w:t>app</w:t>
+      </w:r>
+      <w:r>
+        <w:rPr>
+          <w:rFonts w:ascii="Times New Roman" w:hAnsi="Times New Roman" w:cs="Times New Roman"/>
+          <w:sz w:val="24"/>
+          <w:szCs w:val="24"/>
+        </w:rPr>
+        <w:t>.  :</w:t>
+      </w:r>
+    </w:p>
+    <w:p>
+      <w:pPr>
+        <w:rPr>
+          <w:rFonts w:ascii="Times New Roman" w:hAnsi="Times New Roman" w:cs="Times New Roman"/>
+          <w:sz w:val="24"/>
+          <w:szCs w:val="24"/>
+        </w:rPr>
+      </w:pPr>
+      <w:r>
+        <w:rPr>
+          <w:rFonts w:ascii="Times New Roman" w:hAnsi="Times New Roman" w:cs="Times New Roman"/>
+          <w:sz w:val="24"/>
+          <w:szCs w:val="24"/>
+        </w:rPr>
+        <w:lastRenderedPageBreak/>
+        <w:t>.</w:t>
+      </w:r>
+      <w:r>
+        <w:rPr>
+          <w:rFonts w:ascii="Times New Roman" w:hAnsi="Times New Roman" w:cs="Times New Roman"/>
+          <w:sz w:val="24"/>
+          <w:szCs w:val="24"/>
+          <w:lang w:val="en-US"/>
+        </w:rPr>
+        <w:t>get</w:t>
+      </w:r>
+      <w:r>
+        <w:rPr>
+          <w:rFonts w:ascii="Times New Roman" w:hAnsi="Times New Roman" w:cs="Times New Roman"/>
+          <w:sz w:val="24"/>
+          <w:szCs w:val="24"/>
+        </w:rPr>
+        <w:t xml:space="preserve">() – </w:t>
+      </w:r>
+      <w:r>
+        <w:rPr>
+          <w:rFonts w:ascii="Times New Roman" w:hAnsi="Times New Roman" w:cs="Times New Roman"/>
+          <w:sz w:val="24"/>
+          <w:szCs w:val="24"/>
+        </w:rPr>
+        <w:t>получить</w:t>
+      </w:r>
+      <w:r>
+        <w:rPr>
+          <w:rFonts w:ascii="Times New Roman" w:hAnsi="Times New Roman" w:cs="Times New Roman"/>
+          <w:sz w:val="24"/>
+          <w:szCs w:val="24"/>
+        </w:rPr>
+        <w:t xml:space="preserve"> </w:t>
+      </w:r>
+      <w:r>
+        <w:rPr>
+          <w:rFonts w:ascii="Times New Roman" w:hAnsi="Times New Roman" w:cs="Times New Roman"/>
+          <w:sz w:val="24"/>
+          <w:szCs w:val="24"/>
+        </w:rPr>
+        <w:t>данные</w:t>
+      </w:r>
+      <w:r>
+        <w:rPr>
+          <w:rFonts w:ascii="Times New Roman" w:hAnsi="Times New Roman" w:cs="Times New Roman"/>
+          <w:sz w:val="24"/>
+          <w:szCs w:val="24"/>
+        </w:rPr>
+        <w:br/>
+        <w:t>.</w:t>
+      </w:r>
+      <w:r>
+        <w:rPr>
+          <w:rFonts w:ascii="Times New Roman" w:hAnsi="Times New Roman" w:cs="Times New Roman"/>
+          <w:sz w:val="24"/>
+          <w:szCs w:val="24"/>
+          <w:lang w:val="en-US"/>
+        </w:rPr>
+        <w:t>post</w:t>
+      </w:r>
+      <w:r>
+        <w:rPr>
+          <w:rFonts w:ascii="Times New Roman" w:hAnsi="Times New Roman" w:cs="Times New Roman"/>
+          <w:sz w:val="24"/>
+          <w:szCs w:val="24"/>
+        </w:rPr>
+        <w:t>()</w:t>
+      </w:r>
+      <w:r>
+        <w:rPr>
+          <w:rFonts w:ascii="Times New Roman" w:hAnsi="Times New Roman" w:cs="Times New Roman"/>
+          <w:sz w:val="24"/>
+          <w:szCs w:val="24"/>
+        </w:rPr>
+        <w:t xml:space="preserve"> – добавить данные</w:t>
+      </w:r>
+      <w:r>
+        <w:rPr>
+          <w:rFonts w:ascii="Times New Roman" w:hAnsi="Times New Roman" w:cs="Times New Roman"/>
+          <w:sz w:val="24"/>
+          <w:szCs w:val="24"/>
+        </w:rPr>
+        <w:br/>
+        <w:t>.</w:t>
+      </w:r>
+      <w:r>
+        <w:rPr>
+          <w:rFonts w:ascii="Times New Roman" w:hAnsi="Times New Roman" w:cs="Times New Roman"/>
+          <w:sz w:val="24"/>
+          <w:szCs w:val="24"/>
+          <w:lang w:val="en-US"/>
+        </w:rPr>
+        <w:t>put</w:t>
+      </w:r>
+      <w:r>
+        <w:rPr>
+          <w:rFonts w:ascii="Times New Roman" w:hAnsi="Times New Roman" w:cs="Times New Roman"/>
+          <w:sz w:val="24"/>
+          <w:szCs w:val="24"/>
+        </w:rPr>
+        <w:t>()</w:t>
+      </w:r>
+      <w:r>
+        <w:rPr>
+          <w:rFonts w:ascii="Times New Roman" w:hAnsi="Times New Roman" w:cs="Times New Roman"/>
+          <w:sz w:val="24"/>
+          <w:szCs w:val="24"/>
+        </w:rPr>
+        <w:t xml:space="preserve"> – полное обновление объекта</w:t>
+      </w:r>
+      <w:r>
+        <w:rPr>
+          <w:rFonts w:ascii="Times New Roman" w:hAnsi="Times New Roman" w:cs="Times New Roman"/>
+          <w:sz w:val="24"/>
+          <w:szCs w:val="24"/>
+        </w:rPr>
+        <w:br/>
+        <w:t>.</w:t>
+      </w:r>
+      <w:r>
+        <w:rPr>
+          <w:rFonts w:ascii="Times New Roman" w:hAnsi="Times New Roman" w:cs="Times New Roman"/>
+          <w:sz w:val="24"/>
+          <w:szCs w:val="24"/>
+          <w:lang w:val="en-US"/>
+        </w:rPr>
+        <w:t>patch</w:t>
+      </w:r>
+      <w:r>
+        <w:rPr>
+          <w:rFonts w:ascii="Times New Roman" w:hAnsi="Times New Roman" w:cs="Times New Roman"/>
+          <w:sz w:val="24"/>
+          <w:szCs w:val="24"/>
+        </w:rPr>
+        <w:t>()</w:t>
+      </w:r>
+      <w:r>
+        <w:rPr>
+          <w:rFonts w:ascii="Times New Roman" w:hAnsi="Times New Roman" w:cs="Times New Roman"/>
+          <w:sz w:val="24"/>
+          <w:szCs w:val="24"/>
+        </w:rPr>
+        <w:t xml:space="preserve"> – частичное обновление объекта</w:t>
+      </w:r>
+      <w:r>
+        <w:rPr>
+          <w:rFonts w:ascii="Times New Roman" w:hAnsi="Times New Roman" w:cs="Times New Roman"/>
+          <w:sz w:val="24"/>
+          <w:szCs w:val="24"/>
+        </w:rPr>
+        <w:br/>
+        <w:t>.</w:t>
+      </w:r>
+      <w:r>
+        <w:rPr>
+          <w:rFonts w:ascii="Times New Roman" w:hAnsi="Times New Roman" w:cs="Times New Roman"/>
+          <w:sz w:val="24"/>
+          <w:szCs w:val="24"/>
+          <w:lang w:val="en-US"/>
+        </w:rPr>
+        <w:t>delete</w:t>
+      </w:r>
+      <w:r>
+        <w:rPr>
+          <w:rFonts w:ascii="Times New Roman" w:hAnsi="Times New Roman" w:cs="Times New Roman"/>
+          <w:sz w:val="24"/>
+          <w:szCs w:val="24"/>
+        </w:rPr>
+        <w:t>()</w:t>
+      </w:r>
+      <w:r>
+        <w:rPr>
+          <w:rFonts w:ascii="Times New Roman" w:hAnsi="Times New Roman" w:cs="Times New Roman"/>
+          <w:sz w:val="24"/>
+          <w:szCs w:val="24"/>
+        </w:rPr>
+        <w:t xml:space="preserve"> – удаление объекта</w:t>
+      </w:r>
+    </w:p>
+    <w:p>
+      <w:pPr>
+        <w:rPr>
+          <w:rFonts w:ascii="Times New Roman" w:hAnsi="Times New Roman" w:cs="Times New Roman"/>
+          <w:sz w:val="24"/>
+          <w:szCs w:val="24"/>
+        </w:rPr>
+      </w:pPr>
+      <w:r>
+        <w:rPr>
+          <w:rFonts w:ascii="Times New Roman" w:hAnsi="Times New Roman" w:cs="Times New Roman"/>
+          <w:sz w:val="24"/>
+          <w:szCs w:val="24"/>
+        </w:rPr>
+        <w:t>Параметры, которые указываются в адресе через / называются параметры пути (</w:t>
+      </w:r>
+      <w:r>
+        <w:rPr>
+          <w:rFonts w:ascii="Times New Roman" w:hAnsi="Times New Roman" w:cs="Times New Roman"/>
+          <w:sz w:val="24"/>
+          <w:szCs w:val="24"/>
+          <w:lang w:val="en-US"/>
+        </w:rPr>
+        <w:t>path</w:t>
+      </w:r>
+      <w:r>
+        <w:rPr>
+          <w:rFonts w:ascii="Times New Roman" w:hAnsi="Times New Roman" w:cs="Times New Roman"/>
+          <w:sz w:val="24"/>
+          <w:szCs w:val="24"/>
+        </w:rPr>
+        <w:t xml:space="preserve"> </w:t>
+      </w:r>
+      <w:r>
+        <w:rPr>
+          <w:rFonts w:ascii="Times New Roman" w:hAnsi="Times New Roman" w:cs="Times New Roman"/>
+          <w:sz w:val="24"/>
+          <w:szCs w:val="24"/>
+          <w:lang w:val="en-US"/>
+        </w:rPr>
+        <w:t>parameters</w:t>
+      </w:r>
+      <w:r>
+        <w:rPr>
+          <w:rFonts w:ascii="Times New Roman" w:hAnsi="Times New Roman" w:cs="Times New Roman"/>
+          <w:sz w:val="24"/>
+          <w:szCs w:val="24"/>
+        </w:rPr>
+        <w:t xml:space="preserve">). </w:t>
+      </w:r>
+      <w:r>
+        <w:rPr>
+          <w:rFonts w:ascii="Times New Roman" w:hAnsi="Times New Roman" w:cs="Times New Roman"/>
+          <w:sz w:val="24"/>
+          <w:szCs w:val="24"/>
+        </w:rPr>
+        <w:t>Что</w:t>
+      </w:r>
+      <w:r>
+        <w:rPr>
+          <w:rFonts w:ascii="Times New Roman" w:hAnsi="Times New Roman" w:cs="Times New Roman"/>
+          <w:sz w:val="24"/>
+          <w:szCs w:val="24"/>
+        </w:rPr>
+        <w:t>б их обрабатывать надо указать их</w:t>
+      </w:r>
+      <w:r>
+        <w:rPr>
+          <w:rFonts w:ascii="Times New Roman" w:hAnsi="Times New Roman" w:cs="Times New Roman"/>
+          <w:sz w:val="24"/>
+          <w:szCs w:val="24"/>
+        </w:rPr>
+        <w:t xml:space="preserve"> аргументом в декораторе и в функции под одним названием.</w:t>
+      </w:r>
+    </w:p>
+    <w:p>
+      <w:pPr>
+        <w:shd w:val="clear" w:color="auto" w:fill="D0CECE" w:themeFill="background2" w:themeFillShade="E6"/>
+        <w:rPr>
+          <w:rFonts w:ascii="Times New Roman" w:hAnsi="Times New Roman" w:cs="Times New Roman"/>
+          <w:sz w:val="24"/>
+          <w:szCs w:val="24"/>
+          <w:lang w:val="en-US"/>
+        </w:rPr>
+      </w:pPr>
+      <w:r>
+        <w:rPr>
+          <w:rFonts w:ascii="Times New Roman" w:hAnsi="Times New Roman" w:cs="Times New Roman"/>
+          <w:sz w:val="24"/>
+          <w:szCs w:val="24"/>
+        </w:rPr>
+        <w:t>Пример</w:t>
+      </w:r>
+      <w:r>
+        <w:rPr>
+          <w:rFonts w:ascii="Times New Roman" w:hAnsi="Times New Roman" w:cs="Times New Roman"/>
+          <w:sz w:val="24"/>
+          <w:szCs w:val="24"/>
+          <w:lang w:val="en-US"/>
+        </w:rPr>
+        <w:t>:</w:t>
+      </w:r>
+      <w:r>
+        <w:rPr>
+          <w:rFonts w:ascii="Times New Roman" w:hAnsi="Times New Roman" w:cs="Times New Roman"/>
+          <w:sz w:val="24"/>
+          <w:szCs w:val="24"/>
+          <w:lang w:val="en-US"/>
+        </w:rPr>
+        <w:br/>
+      </w:r>
+      <w:r>
+        <w:rPr>
+          <w:rFonts w:ascii="Times New Roman" w:hAnsi="Times New Roman" w:cs="Times New Roman"/>
+          <w:sz w:val="24"/>
+          <w:szCs w:val="24"/>
+          <w:lang w:val="en-US"/>
+        </w:rPr>
+        <w:br/>
+      </w:r>
+      <w:r>
+        <w:rPr>
+          <w:rFonts w:ascii="Times New Roman" w:hAnsi="Times New Roman" w:cs="Times New Roman"/>
+          <w:sz w:val="24"/>
+          <w:szCs w:val="24"/>
+          <w:lang w:val="en-US"/>
+        </w:rPr>
+        <w:t>from fastapi import FastAPI</w:t>
+      </w:r>
+    </w:p>
+    <w:p>
+      <w:pPr>
+        <w:shd w:val="clear" w:color="auto" w:fill="D0CECE" w:themeFill="background2" w:themeFillShade="E6"/>
+        <w:rPr>
+          <w:rFonts w:ascii="Times New Roman" w:hAnsi="Times New Roman" w:cs="Times New Roman"/>
+          <w:sz w:val="24"/>
+          <w:szCs w:val="24"/>
+          <w:lang w:val="en-US"/>
+        </w:rPr>
+      </w:pPr>
+      <w:r>
+        <w:rPr>
+          <w:rFonts w:ascii="Times New Roman" w:hAnsi="Times New Roman" w:cs="Times New Roman"/>
+          <w:sz w:val="24"/>
+          <w:szCs w:val="24"/>
+          <w:lang w:val="en-US"/>
+        </w:rPr>
+        <w:t xml:space="preserve">app = </w:t>
+      </w:r>
+      <w:proofErr w:type="gramStart"/>
+      <w:r>
+        <w:rPr>
+          <w:rFonts w:ascii="Times New Roman" w:hAnsi="Times New Roman" w:cs="Times New Roman"/>
+          <w:sz w:val="24"/>
+          <w:szCs w:val="24"/>
+          <w:lang w:val="en-US"/>
+        </w:rPr>
+        <w:t>FastAPI(</w:t>
+      </w:r>
+      <w:proofErr w:type="gramEnd"/>
+      <w:r>
+        <w:rPr>
+          <w:rFonts w:ascii="Times New Roman" w:hAnsi="Times New Roman" w:cs="Times New Roman"/>
+          <w:sz w:val="24"/>
+          <w:szCs w:val="24"/>
+          <w:lang w:val="en-US"/>
+        </w:rPr>
+        <w:t>)</w:t>
+      </w:r>
+    </w:p>
+    <w:p>
+      <w:pPr>
+        <w:shd w:val="clear" w:color="auto" w:fill="D0CECE" w:themeFill="background2" w:themeFillShade="E6"/>
+        <w:rPr>
+          <w:rFonts w:ascii="Times New Roman" w:hAnsi="Times New Roman" w:cs="Times New Roman"/>
+          <w:sz w:val="24"/>
+          <w:szCs w:val="24"/>
+          <w:lang w:val="en-US"/>
+        </w:rPr>
+      </w:pPr>
+      <w:r>
+        <w:rPr>
+          <w:rFonts w:ascii="Times New Roman" w:hAnsi="Times New Roman" w:cs="Times New Roman"/>
+          <w:sz w:val="24"/>
+          <w:szCs w:val="24"/>
+          <w:lang w:val="en-US"/>
+        </w:rPr>
+        <w:t>@app.get(‘/name’)</w:t>
+      </w:r>
+      <w:r>
+        <w:rPr>
+          <w:rFonts w:ascii="Times New Roman" w:hAnsi="Times New Roman" w:cs="Times New Roman"/>
+          <w:sz w:val="24"/>
+          <w:szCs w:val="24"/>
+          <w:lang w:val="en-US"/>
+        </w:rPr>
+        <w:br/>
+        <w:t>def foo(name):</w:t>
+      </w:r>
+      <w:r>
+        <w:rPr>
+          <w:rFonts w:ascii="Times New Roman" w:hAnsi="Times New Roman" w:cs="Times New Roman"/>
+          <w:sz w:val="24"/>
+          <w:szCs w:val="24"/>
+          <w:lang w:val="en-US"/>
+        </w:rPr>
+        <w:br/>
+        <w:t xml:space="preserve">    return {‘Helo’: name}</w:t>
+      </w:r>
+    </w:p>
+    <w:p>
+      <w:pPr>
+        <w:rPr>
+          <w:rFonts w:ascii="Times New Roman" w:hAnsi="Times New Roman" w:cs="Times New Roman"/>
+          <w:sz w:val="24"/>
+          <w:szCs w:val="24"/>
+        </w:rPr>
+      </w:pPr>
+      <w:r>
+        <w:rPr>
+          <w:rFonts w:ascii="Times New Roman" w:hAnsi="Times New Roman" w:cs="Times New Roman"/>
+          <w:sz w:val="24"/>
+          <w:szCs w:val="24"/>
+        </w:rPr>
+        <w:t>После параметров можно не ставить закрывающий слеш, запрос со слешем будет автоматически перенаправлен на этот эндпоинт.</w:t>
+      </w:r>
+    </w:p>
+    <w:p>
+      <w:pPr>
+        <w:rPr>
+          <w:rFonts w:ascii="Times New Roman" w:hAnsi="Times New Roman" w:cs="Times New Roman"/>
+          <w:b/>
+          <w:sz w:val="24"/>
+          <w:szCs w:val="24"/>
+        </w:rPr>
+      </w:pPr>
+      <w:r>
+        <w:rPr>
+          <w:rFonts w:ascii="Times New Roman" w:hAnsi="Times New Roman" w:cs="Times New Roman"/>
+          <w:b/>
+          <w:sz w:val="24"/>
+          <w:szCs w:val="24"/>
+        </w:rPr>
+        <w:t>Аннотации типов</w:t>
+      </w:r>
+    </w:p>
+    <w:p>
+      <w:pPr>
+        <w:rPr>
+          <w:rFonts w:ascii="Times New Roman" w:hAnsi="Times New Roman" w:cs="Times New Roman"/>
+          <w:sz w:val="24"/>
+          <w:szCs w:val="24"/>
+        </w:rPr>
+      </w:pPr>
+      <w:r>
+        <w:rPr>
+          <w:rFonts w:ascii="Times New Roman" w:hAnsi="Times New Roman" w:cs="Times New Roman"/>
+          <w:sz w:val="24"/>
+          <w:szCs w:val="24"/>
+        </w:rPr>
+        <w:t xml:space="preserve">В </w:t>
+      </w:r>
+      <w:r>
+        <w:rPr>
+          <w:rFonts w:ascii="Times New Roman" w:hAnsi="Times New Roman" w:cs="Times New Roman"/>
+          <w:sz w:val="24"/>
+          <w:szCs w:val="24"/>
+          <w:lang w:val="en-US"/>
+        </w:rPr>
+        <w:t>FastAPI</w:t>
+      </w:r>
+      <w:r>
+        <w:rPr>
+          <w:rFonts w:ascii="Times New Roman" w:hAnsi="Times New Roman" w:cs="Times New Roman"/>
+          <w:sz w:val="24"/>
+          <w:szCs w:val="24"/>
+        </w:rPr>
+        <w:t xml:space="preserve"> </w:t>
+      </w:r>
+      <w:r>
+        <w:rPr>
+          <w:rFonts w:ascii="Times New Roman" w:hAnsi="Times New Roman" w:cs="Times New Roman"/>
+          <w:sz w:val="24"/>
+          <w:szCs w:val="24"/>
+        </w:rPr>
+        <w:t>аннотации несут дополнительные функции: включение информации о типах данных в документацию, валидация, сериализация (приведение к определенному типу)</w:t>
+      </w:r>
+    </w:p>
+    <w:p>
+      <w:pPr>
+        <w:rPr>
+          <w:rFonts w:ascii="Times New Roman" w:hAnsi="Times New Roman" w:cs="Times New Roman"/>
+          <w:sz w:val="24"/>
+          <w:szCs w:val="24"/>
+        </w:rPr>
+      </w:pPr>
+      <w:r>
+        <w:rPr>
+          <w:rFonts w:ascii="Times New Roman" w:hAnsi="Times New Roman" w:cs="Times New Roman"/>
+          <w:b/>
+          <w:sz w:val="24"/>
+          <w:szCs w:val="24"/>
+          <w:u w:val="single"/>
+          <w:lang w:val="en-US"/>
+        </w:rPr>
+        <w:t>query</w:t>
+      </w:r>
+      <w:r>
+        <w:rPr>
+          <w:rFonts w:ascii="Times New Roman" w:hAnsi="Times New Roman" w:cs="Times New Roman"/>
+          <w:b/>
+          <w:sz w:val="24"/>
+          <w:szCs w:val="24"/>
+          <w:u w:val="single"/>
+        </w:rPr>
+        <w:t xml:space="preserve"> </w:t>
+      </w:r>
+      <w:r>
+        <w:rPr>
+          <w:rFonts w:ascii="Times New Roman" w:hAnsi="Times New Roman" w:cs="Times New Roman"/>
+          <w:b/>
+          <w:sz w:val="24"/>
+          <w:szCs w:val="24"/>
+          <w:u w:val="single"/>
+          <w:lang w:val="en-US"/>
+        </w:rPr>
+        <w:t>parameters</w:t>
+      </w:r>
+      <w:r>
+        <w:rPr>
+          <w:rFonts w:ascii="Times New Roman" w:hAnsi="Times New Roman" w:cs="Times New Roman"/>
+          <w:b/>
+          <w:sz w:val="24"/>
+          <w:szCs w:val="24"/>
+          <w:u w:val="single"/>
+        </w:rPr>
+        <w:t xml:space="preserve"> (параметры запроса) </w:t>
+      </w:r>
+      <w:r>
+        <w:rPr>
+          <w:rFonts w:ascii="Times New Roman" w:hAnsi="Times New Roman" w:cs="Times New Roman"/>
+          <w:sz w:val="24"/>
+          <w:szCs w:val="24"/>
+        </w:rPr>
+        <w:t>– передаются дополнительно через «?», указываются в формате ключ=значение и отделяются друг от друга «</w:t>
+      </w:r>
+      <w:r>
+        <w:rPr>
+          <w:rFonts w:ascii="Times New Roman" w:hAnsi="Times New Roman" w:cs="Times New Roman"/>
+          <w:sz w:val="24"/>
+          <w:szCs w:val="24"/>
+        </w:rPr>
+        <w:t>&amp;</w:t>
+      </w:r>
+      <w:r>
+        <w:rPr>
+          <w:rFonts w:ascii="Times New Roman" w:hAnsi="Times New Roman" w:cs="Times New Roman"/>
+          <w:sz w:val="24"/>
+          <w:szCs w:val="24"/>
+        </w:rPr>
+        <w:t>»</w:t>
+      </w:r>
+      <w:r>
+        <w:rPr>
+          <w:rFonts w:ascii="Times New Roman" w:hAnsi="Times New Roman" w:cs="Times New Roman"/>
+          <w:sz w:val="24"/>
+          <w:szCs w:val="24"/>
+        </w:rPr>
+        <w:t>.</w:t>
+      </w:r>
+    </w:p>
+    <w:p>
+      <w:pPr>
+        <w:rPr>
+          <w:rFonts w:ascii="Times New Roman" w:hAnsi="Times New Roman" w:cs="Times New Roman"/>
+          <w:sz w:val="24"/>
+          <w:szCs w:val="24"/>
+        </w:rPr>
+      </w:pPr>
+      <w:r>
+        <w:rPr>
+          <w:rFonts w:ascii="Times New Roman" w:hAnsi="Times New Roman" w:cs="Times New Roman"/>
+          <w:b/>
+          <w:sz w:val="24"/>
+          <w:szCs w:val="24"/>
+          <w:u w:val="single"/>
+          <w:lang w:val="en-US"/>
+        </w:rPr>
+        <w:t>Query</w:t>
+      </w:r>
+      <w:r>
+        <w:rPr>
+          <w:rFonts w:ascii="Times New Roman" w:hAnsi="Times New Roman" w:cs="Times New Roman"/>
+          <w:b/>
+          <w:sz w:val="24"/>
+          <w:szCs w:val="24"/>
+          <w:u w:val="single"/>
+        </w:rPr>
+        <w:t xml:space="preserve"> </w:t>
+      </w:r>
+      <w:r>
+        <w:rPr>
+          <w:rFonts w:ascii="Times New Roman" w:hAnsi="Times New Roman" w:cs="Times New Roman"/>
+          <w:b/>
+          <w:sz w:val="24"/>
+          <w:szCs w:val="24"/>
+          <w:u w:val="single"/>
+          <w:lang w:val="en-US"/>
+        </w:rPr>
+        <w:t>parameter</w:t>
+      </w:r>
+      <w:r>
+        <w:rPr>
+          <w:rFonts w:ascii="Times New Roman" w:hAnsi="Times New Roman" w:cs="Times New Roman"/>
+          <w:b/>
+          <w:sz w:val="24"/>
+          <w:szCs w:val="24"/>
+          <w:u w:val="single"/>
+        </w:rPr>
+        <w:t xml:space="preserve"> </w:t>
+      </w:r>
+      <w:r>
+        <w:rPr>
+          <w:rFonts w:ascii="Times New Roman" w:hAnsi="Times New Roman" w:cs="Times New Roman"/>
+          <w:sz w:val="24"/>
+          <w:szCs w:val="24"/>
+        </w:rPr>
+        <w:t xml:space="preserve">может быть опциональным (необязательным). Для этого ему надо задать значение по умолчанию, а если значение по умолчанию </w:t>
+      </w:r>
+      <w:r>
+        <w:rPr>
+          <w:rFonts w:ascii="Times New Roman" w:hAnsi="Times New Roman" w:cs="Times New Roman"/>
+          <w:b/>
+          <w:sz w:val="24"/>
+          <w:szCs w:val="24"/>
+          <w:lang w:val="en-US"/>
+        </w:rPr>
+        <w:t>None</w:t>
+      </w:r>
+      <w:r>
+        <w:rPr>
+          <w:rFonts w:ascii="Times New Roman" w:hAnsi="Times New Roman" w:cs="Times New Roman"/>
+          <w:b/>
+          <w:sz w:val="24"/>
+          <w:szCs w:val="24"/>
+        </w:rPr>
+        <w:t xml:space="preserve"> </w:t>
+      </w:r>
+      <w:r>
+        <w:rPr>
+          <w:rFonts w:ascii="Times New Roman" w:hAnsi="Times New Roman" w:cs="Times New Roman"/>
+          <w:sz w:val="24"/>
+          <w:szCs w:val="24"/>
+        </w:rPr>
+        <w:t xml:space="preserve">– </w:t>
+      </w:r>
+      <w:r>
+        <w:rPr>
+          <w:rFonts w:ascii="Times New Roman" w:hAnsi="Times New Roman" w:cs="Times New Roman"/>
+          <w:sz w:val="24"/>
+          <w:szCs w:val="24"/>
+        </w:rPr>
+        <w:t xml:space="preserve">то необходимо использовать </w:t>
+      </w:r>
+      <w:r>
+        <w:rPr>
+          <w:rFonts w:ascii="Times New Roman" w:hAnsi="Times New Roman" w:cs="Times New Roman"/>
+          <w:b/>
+          <w:sz w:val="24"/>
+          <w:szCs w:val="24"/>
+          <w:lang w:val="en-US"/>
+        </w:rPr>
+        <w:t>Optional</w:t>
+      </w:r>
+      <w:r>
+        <w:rPr>
+          <w:rFonts w:ascii="Times New Roman" w:hAnsi="Times New Roman" w:cs="Times New Roman"/>
+          <w:sz w:val="24"/>
+          <w:szCs w:val="24"/>
+        </w:rPr>
+        <w:t xml:space="preserve"> </w:t>
+      </w:r>
+      <w:r>
+        <w:rPr>
+          <w:rFonts w:ascii="Times New Roman" w:hAnsi="Times New Roman" w:cs="Times New Roman"/>
+          <w:sz w:val="24"/>
+          <w:szCs w:val="24"/>
+        </w:rPr>
+        <w:t>в аннотации.</w:t>
+      </w:r>
+    </w:p>
+    <w:p>
+      <w:pPr>
+        <w:rPr>
+          <w:rFonts w:ascii="Times New Roman" w:hAnsi="Times New Roman" w:cs="Times New Roman"/>
+          <w:sz w:val="24"/>
+          <w:szCs w:val="24"/>
+        </w:rPr>
+      </w:pPr>
+      <w:r>
+        <w:rPr>
+          <w:rFonts w:ascii="Times New Roman" w:hAnsi="Times New Roman" w:cs="Times New Roman"/>
+          <w:sz w:val="24"/>
+          <w:szCs w:val="24"/>
+        </w:rPr>
+        <w:t>Пример использования аннотаций для разных типов данных:</w:t>
+      </w:r>
+    </w:p>
+    <w:p>
+      <w:pPr>
+        <w:shd w:val="clear" w:color="auto" w:fill="D0CECE" w:themeFill="background2" w:themeFillShade="E6"/>
+        <w:rPr>
+          <w:rFonts w:ascii="Times New Roman" w:hAnsi="Times New Roman" w:cs="Times New Roman"/>
+          <w:sz w:val="24"/>
+          <w:szCs w:val="24"/>
+          <w:lang w:val="en-US"/>
+        </w:rPr>
+      </w:pPr>
+      <w:r>
+        <w:rPr>
+          <w:rFonts w:ascii="Times New Roman" w:hAnsi="Times New Roman" w:cs="Times New Roman"/>
+          <w:sz w:val="24"/>
+          <w:szCs w:val="24"/>
+          <w:lang w:val="en-US"/>
+        </w:rPr>
+        <w:t>from fastapi import FastAPI</w:t>
+      </w:r>
+    </w:p>
+    <w:p>
+      <w:pPr>
+        <w:shd w:val="clear" w:color="auto" w:fill="D0CECE" w:themeFill="background2" w:themeFillShade="E6"/>
+        <w:rPr>
+          <w:rFonts w:ascii="Times New Roman" w:hAnsi="Times New Roman" w:cs="Times New Roman"/>
+          <w:sz w:val="24"/>
+          <w:szCs w:val="24"/>
+          <w:lang w:val="en-US"/>
+        </w:rPr>
+      </w:pPr>
+      <w:r>
+        <w:rPr>
+          <w:rFonts w:ascii="Times New Roman" w:hAnsi="Times New Roman" w:cs="Times New Roman"/>
+          <w:sz w:val="24"/>
+          <w:szCs w:val="24"/>
+          <w:lang w:val="en-US"/>
+        </w:rPr>
+        <w:t>from typing import Optional</w:t>
+      </w:r>
+    </w:p>
+    <w:p>
+      <w:pPr>
+        <w:shd w:val="clear" w:color="auto" w:fill="D0CECE" w:themeFill="background2" w:themeFillShade="E6"/>
+        <w:rPr>
+          <w:rFonts w:ascii="Times New Roman" w:hAnsi="Times New Roman" w:cs="Times New Roman"/>
+          <w:sz w:val="24"/>
+          <w:szCs w:val="24"/>
+          <w:lang w:val="en-US"/>
+        </w:rPr>
+      </w:pPr>
+      <w:r>
+        <w:rPr>
+          <w:rFonts w:ascii="Times New Roman" w:hAnsi="Times New Roman" w:cs="Times New Roman"/>
+          <w:sz w:val="24"/>
+          <w:szCs w:val="24"/>
+          <w:lang w:val="en-US"/>
+        </w:rPr>
+        <w:t xml:space="preserve">app = </w:t>
+      </w:r>
+      <w:proofErr w:type="gramStart"/>
+      <w:r>
+        <w:rPr>
+          <w:rFonts w:ascii="Times New Roman" w:hAnsi="Times New Roman" w:cs="Times New Roman"/>
+          <w:sz w:val="24"/>
+          <w:szCs w:val="24"/>
+          <w:lang w:val="en-US"/>
+        </w:rPr>
+        <w:t>FastAPI(</w:t>
+      </w:r>
+      <w:proofErr w:type="gramEnd"/>
+      <w:r>
+        <w:rPr>
+          <w:rFonts w:ascii="Times New Roman" w:hAnsi="Times New Roman" w:cs="Times New Roman"/>
+          <w:sz w:val="24"/>
+          <w:szCs w:val="24"/>
+          <w:lang w:val="en-US"/>
+        </w:rPr>
+        <w:t>)</w:t>
+      </w:r>
+    </w:p>
+    <w:p>
+      <w:pPr>
+        <w:shd w:val="clear" w:color="auto" w:fill="D0CECE" w:themeFill="background2" w:themeFillShade="E6"/>
+        <w:rPr>
+          <w:rFonts w:ascii="Times New Roman" w:hAnsi="Times New Roman" w:cs="Times New Roman"/>
+          <w:sz w:val="24"/>
+          <w:szCs w:val="24"/>
+          <w:lang w:val="en-US"/>
+        </w:rPr>
+      </w:pPr>
+      <w:r>
+        <w:rPr>
+          <w:rFonts w:ascii="Times New Roman" w:hAnsi="Times New Roman" w:cs="Times New Roman"/>
+          <w:sz w:val="24"/>
+          <w:szCs w:val="24"/>
+          <w:lang w:val="en-US"/>
+        </w:rPr>
+        <w:t>@app.get(“/name”)</w:t>
+      </w:r>
+      <w:r>
+        <w:rPr>
+          <w:rFonts w:ascii="Times New Roman" w:hAnsi="Times New Roman" w:cs="Times New Roman"/>
+          <w:sz w:val="24"/>
+          <w:szCs w:val="24"/>
+          <w:lang w:val="en-US"/>
+        </w:rPr>
+        <w:br/>
+        <w:t>def foo(</w:t>
+      </w:r>
+      <w:r>
+        <w:rPr>
+          <w:rFonts w:ascii="Times New Roman" w:hAnsi="Times New Roman" w:cs="Times New Roman"/>
+          <w:sz w:val="24"/>
+          <w:szCs w:val="24"/>
+          <w:lang w:val="en-US"/>
+        </w:rPr>
+        <w:br/>
+        <w:t xml:space="preserve">    name: str,</w:t>
+      </w:r>
+      <w:r>
+        <w:rPr>
+          <w:rFonts w:ascii="Times New Roman" w:hAnsi="Times New Roman" w:cs="Times New Roman"/>
+          <w:sz w:val="24"/>
+          <w:szCs w:val="24"/>
+          <w:lang w:val="en-US"/>
+        </w:rPr>
+        <w:br/>
+        <w:t xml:space="preserve">    surname: str,</w:t>
+      </w:r>
+      <w:r>
+        <w:rPr>
+          <w:rFonts w:ascii="Times New Roman" w:hAnsi="Times New Roman" w:cs="Times New Roman"/>
+          <w:sz w:val="24"/>
+          <w:szCs w:val="24"/>
+          <w:lang w:val="en-US"/>
+        </w:rPr>
+        <w:br/>
+        <w:t xml:space="preserve">    age: Optional[int] = None,</w:t>
+      </w:r>
+      <w:r>
+        <w:rPr>
+          <w:rFonts w:ascii="Times New Roman" w:hAnsi="Times New Roman" w:cs="Times New Roman"/>
+          <w:sz w:val="24"/>
+          <w:szCs w:val="24"/>
+          <w:lang w:val="en-US"/>
+        </w:rPr>
+        <w:br/>
+        <w:t xml:space="preserve">    is_staff: Bolean = False</w:t>
+      </w:r>
+      <w:r>
+        <w:rPr>
+          <w:rFonts w:ascii="Times New Roman" w:hAnsi="Times New Roman" w:cs="Times New Roman"/>
+          <w:sz w:val="24"/>
+          <w:szCs w:val="24"/>
+          <w:lang w:val="en-US"/>
+        </w:rPr>
+        <w:br/>
+        <w:t xml:space="preserve">) -&gt; dict[str, str]: </w:t>
+      </w:r>
+    </w:p>
+    <w:p>
+      <w:pPr>
+        <w:shd w:val="clear" w:color="auto" w:fill="D0CECE" w:themeFill="background2" w:themeFillShade="E6"/>
+        <w:rPr>
+          <w:rFonts w:ascii="Times New Roman" w:hAnsi="Times New Roman" w:cs="Times New Roman"/>
+          <w:sz w:val="24"/>
+          <w:szCs w:val="24"/>
+        </w:rPr>
+      </w:pPr>
+      <w:r>
+        <w:rPr>
+          <w:rFonts w:ascii="Times New Roman" w:hAnsi="Times New Roman" w:cs="Times New Roman"/>
+          <w:sz w:val="24"/>
+          <w:szCs w:val="24"/>
+          <w:lang w:val="en-US"/>
+        </w:rPr>
+        <w:t xml:space="preserve">    return</w:t>
+      </w:r>
+      <w:r>
+        <w:rPr>
+          <w:rFonts w:ascii="Times New Roman" w:hAnsi="Times New Roman" w:cs="Times New Roman"/>
+          <w:sz w:val="24"/>
+          <w:szCs w:val="24"/>
+        </w:rPr>
+        <w:t xml:space="preserve"> …</w:t>
+      </w:r>
+    </w:p>
+    <w:p>
+      <w:pPr>
+        <w:rPr>
+          <w:rFonts w:ascii="Times New Roman" w:hAnsi="Times New Roman" w:cs="Times New Roman"/>
+          <w:sz w:val="24"/>
+          <w:szCs w:val="24"/>
+        </w:rPr>
+      </w:pPr>
+    </w:p>
+    <w:p>
+      <w:pPr>
+        <w:rPr>
+          <w:rFonts w:ascii="Times New Roman" w:hAnsi="Times New Roman" w:cs="Times New Roman"/>
+          <w:sz w:val="24"/>
+          <w:szCs w:val="24"/>
+          <w:highlight w:val="green"/>
+        </w:rPr>
+      </w:pPr>
+    </w:p>
+    <w:p>
+      <w:pPr>
+        <w:rPr>
+          <w:rFonts w:ascii="Times New Roman" w:hAnsi="Times New Roman" w:cs="Times New Roman"/>
+          <w:sz w:val="24"/>
+          <w:szCs w:val="24"/>
+        </w:rPr>
+      </w:pPr>
+      <w:r>
+        <w:rPr>
+          <w:rFonts w:ascii="Times New Roman" w:hAnsi="Times New Roman" w:cs="Times New Roman"/>
+          <w:sz w:val="24"/>
+          <w:szCs w:val="24"/>
+          <w:highlight w:val="green"/>
+        </w:rPr>
+        <w:lastRenderedPageBreak/>
+        <w:t xml:space="preserve">Урок 5: </w:t>
+      </w:r>
+      <w:r>
+        <w:rPr>
+          <w:rFonts w:ascii="Times New Roman" w:hAnsi="Times New Roman" w:cs="Times New Roman"/>
+          <w:sz w:val="24"/>
+          <w:szCs w:val="24"/>
+          <w:highlight w:val="green"/>
+          <w:lang w:val="en-US"/>
+        </w:rPr>
+        <w:t>Enum</w:t>
+      </w:r>
+      <w:r>
+        <w:rPr>
+          <w:rFonts w:ascii="Times New Roman" w:hAnsi="Times New Roman" w:cs="Times New Roman"/>
+          <w:sz w:val="24"/>
+          <w:szCs w:val="24"/>
+          <w:highlight w:val="green"/>
+        </w:rPr>
+        <w:t>-параметры</w:t>
+      </w:r>
+    </w:p>
+    <w:p>
+      <w:pPr>
+        <w:rPr>
+          <w:rFonts w:ascii="Times New Roman" w:hAnsi="Times New Roman" w:cs="Times New Roman"/>
+          <w:b/>
+          <w:sz w:val="24"/>
+          <w:szCs w:val="24"/>
+        </w:rPr>
+      </w:pPr>
+      <w:r>
+        <w:rPr>
+          <w:rFonts w:ascii="Times New Roman" w:hAnsi="Times New Roman" w:cs="Times New Roman"/>
+          <w:b/>
+          <w:sz w:val="24"/>
+          <w:szCs w:val="24"/>
+          <w:lang w:val="en-US"/>
+        </w:rPr>
+        <w:t>Enum</w:t>
+      </w:r>
+    </w:p>
+    <w:p>
+      <w:pPr>
+        <w:rPr>
+          <w:rFonts w:ascii="Times New Roman" w:hAnsi="Times New Roman" w:cs="Times New Roman"/>
+          <w:sz w:val="24"/>
+          <w:szCs w:val="24"/>
+          <w:lang w:val="en-US"/>
+        </w:rPr>
+      </w:pPr>
+      <w:r>
+        <w:rPr>
+          <w:rFonts w:ascii="Times New Roman" w:hAnsi="Times New Roman" w:cs="Times New Roman"/>
+          <w:sz w:val="24"/>
+          <w:szCs w:val="24"/>
+          <w:lang w:val="en-US"/>
+        </w:rPr>
+        <w:t>Enum</w:t>
+      </w:r>
+      <w:r>
+        <w:rPr>
+          <w:rFonts w:ascii="Times New Roman" w:hAnsi="Times New Roman" w:cs="Times New Roman"/>
+          <w:sz w:val="24"/>
+          <w:szCs w:val="24"/>
+        </w:rPr>
+        <w:t xml:space="preserve"> </w:t>
+      </w:r>
+      <w:r>
+        <w:rPr>
+          <w:rFonts w:ascii="Times New Roman" w:hAnsi="Times New Roman" w:cs="Times New Roman"/>
+          <w:sz w:val="24"/>
+          <w:szCs w:val="24"/>
+        </w:rPr>
+        <w:t xml:space="preserve">класс является частью стандартной библиотеки </w:t>
+      </w:r>
+      <w:r>
+        <w:rPr>
+          <w:rFonts w:ascii="Times New Roman" w:hAnsi="Times New Roman" w:cs="Times New Roman"/>
+          <w:sz w:val="24"/>
+          <w:szCs w:val="24"/>
+          <w:lang w:val="en-US"/>
+        </w:rPr>
+        <w:t>python</w:t>
+      </w:r>
+      <w:r>
+        <w:rPr>
+          <w:rFonts w:ascii="Times New Roman" w:hAnsi="Times New Roman" w:cs="Times New Roman"/>
+          <w:sz w:val="24"/>
+          <w:szCs w:val="24"/>
+        </w:rPr>
+        <w:t xml:space="preserve">. </w:t>
+      </w:r>
+      <w:r>
+        <w:rPr>
+          <w:rFonts w:ascii="Times New Roman" w:hAnsi="Times New Roman" w:cs="Times New Roman"/>
+          <w:sz w:val="24"/>
+          <w:szCs w:val="24"/>
+        </w:rPr>
+        <w:t>По сути он создан для создания констант, где у значений будут понятные имена. Это</w:t>
+      </w:r>
+      <w:r>
+        <w:rPr>
+          <w:rFonts w:ascii="Times New Roman" w:hAnsi="Times New Roman" w:cs="Times New Roman"/>
+          <w:sz w:val="24"/>
+          <w:szCs w:val="24"/>
+          <w:lang w:val="en-US"/>
+        </w:rPr>
+        <w:t xml:space="preserve"> </w:t>
+      </w:r>
+      <w:r>
+        <w:rPr>
+          <w:rFonts w:ascii="Times New Roman" w:hAnsi="Times New Roman" w:cs="Times New Roman"/>
+          <w:sz w:val="24"/>
+          <w:szCs w:val="24"/>
+        </w:rPr>
+        <w:t>итерируемый</w:t>
+      </w:r>
+      <w:r>
+        <w:rPr>
+          <w:rFonts w:ascii="Times New Roman" w:hAnsi="Times New Roman" w:cs="Times New Roman"/>
+          <w:sz w:val="24"/>
+          <w:szCs w:val="24"/>
+          <w:lang w:val="en-US"/>
+        </w:rPr>
+        <w:t xml:space="preserve"> </w:t>
+      </w:r>
+      <w:r>
+        <w:rPr>
+          <w:rFonts w:ascii="Times New Roman" w:hAnsi="Times New Roman" w:cs="Times New Roman"/>
+          <w:sz w:val="24"/>
+          <w:szCs w:val="24"/>
+        </w:rPr>
+        <w:t>объект</w:t>
+      </w:r>
+      <w:r>
+        <w:rPr>
+          <w:rFonts w:ascii="Times New Roman" w:hAnsi="Times New Roman" w:cs="Times New Roman"/>
+          <w:sz w:val="24"/>
+          <w:szCs w:val="24"/>
+          <w:lang w:val="en-US"/>
+        </w:rPr>
+        <w:t>.</w:t>
+      </w:r>
+    </w:p>
+    <w:p>
+      <w:pPr>
+        <w:shd w:val="clear" w:color="auto" w:fill="D9D9D9" w:themeFill="background1" w:themeFillShade="D9"/>
+        <w:rPr>
+          <w:rFonts w:ascii="Times New Roman" w:hAnsi="Times New Roman" w:cs="Times New Roman"/>
+          <w:sz w:val="24"/>
+          <w:szCs w:val="24"/>
+          <w:lang w:val="en-US"/>
+        </w:rPr>
+      </w:pPr>
+      <w:r>
+        <w:rPr>
+          <w:rFonts w:ascii="Times New Roman" w:hAnsi="Times New Roman" w:cs="Times New Roman"/>
+          <w:sz w:val="24"/>
+          <w:szCs w:val="24"/>
+        </w:rPr>
+        <w:t>Пример</w:t>
+      </w:r>
+      <w:r>
+        <w:rPr>
+          <w:rFonts w:ascii="Times New Roman" w:hAnsi="Times New Roman" w:cs="Times New Roman"/>
+          <w:sz w:val="24"/>
+          <w:szCs w:val="24"/>
+          <w:lang w:val="en-US"/>
+        </w:rPr>
+        <w:t>:</w:t>
+      </w:r>
+    </w:p>
+    <w:p>
+      <w:pPr>
+        <w:shd w:val="clear" w:color="auto" w:fill="D9D9D9" w:themeFill="background1" w:themeFillShade="D9"/>
+        <w:rPr>
+          <w:rFonts w:ascii="Times New Roman" w:hAnsi="Times New Roman" w:cs="Times New Roman"/>
+          <w:sz w:val="24"/>
+          <w:szCs w:val="24"/>
+          <w:lang w:val="en-US"/>
+        </w:rPr>
+      </w:pPr>
+      <w:r>
+        <w:rPr>
+          <w:rFonts w:ascii="Times New Roman" w:hAnsi="Times New Roman" w:cs="Times New Roman"/>
+          <w:sz w:val="24"/>
+          <w:szCs w:val="24"/>
+          <w:lang w:val="en-US"/>
+        </w:rPr>
+        <w:t>from enum import Enum</w:t>
+      </w:r>
+    </w:p>
+    <w:p>
+      <w:pPr>
+        <w:shd w:val="clear" w:color="auto" w:fill="D9D9D9" w:themeFill="background1" w:themeFillShade="D9"/>
+        <w:rPr>
+          <w:rFonts w:ascii="Times New Roman" w:hAnsi="Times New Roman" w:cs="Times New Roman"/>
+          <w:sz w:val="24"/>
+          <w:szCs w:val="24"/>
+          <w:lang w:val="en-US"/>
+        </w:rPr>
+      </w:pPr>
+      <w:r>
+        <w:rPr>
+          <w:rFonts w:ascii="Times New Roman" w:hAnsi="Times New Roman" w:cs="Times New Roman"/>
+          <w:sz w:val="24"/>
+          <w:szCs w:val="24"/>
+          <w:lang w:val="en-US"/>
+        </w:rPr>
+        <w:t>class Fruit(Enum):</w:t>
+      </w:r>
+      <w:r>
+        <w:rPr>
+          <w:rFonts w:ascii="Times New Roman" w:hAnsi="Times New Roman" w:cs="Times New Roman"/>
+          <w:sz w:val="24"/>
+          <w:szCs w:val="24"/>
+          <w:lang w:val="en-US"/>
+        </w:rPr>
+        <w:br/>
+        <w:t xml:space="preserve">    APPLE = 100</w:t>
+      </w:r>
+      <w:r>
+        <w:rPr>
+          <w:rFonts w:ascii="Times New Roman" w:hAnsi="Times New Roman" w:cs="Times New Roman"/>
+          <w:sz w:val="24"/>
+          <w:szCs w:val="24"/>
+          <w:lang w:val="en-US"/>
+        </w:rPr>
+        <w:br/>
+        <w:t xml:space="preserve">    ORANGE = 200</w:t>
+      </w:r>
+      <w:r>
+        <w:rPr>
+          <w:rFonts w:ascii="Times New Roman" w:hAnsi="Times New Roman" w:cs="Times New Roman"/>
+          <w:sz w:val="24"/>
+          <w:szCs w:val="24"/>
+          <w:lang w:val="en-US"/>
+        </w:rPr>
+        <w:br/>
+        <w:t xml:space="preserve">    BANANA = 300</w:t>
+      </w:r>
+    </w:p>
+    <w:p>
+      <w:pPr>
+        <w:shd w:val="clear" w:color="auto" w:fill="D9D9D9" w:themeFill="background1" w:themeFillShade="D9"/>
+        <w:rPr>
+          <w:rFonts w:ascii="Times New Roman" w:hAnsi="Times New Roman" w:cs="Times New Roman"/>
+          <w:color w:val="385623" w:themeColor="accent6" w:themeShade="80"/>
+          <w:sz w:val="24"/>
+          <w:szCs w:val="24"/>
+          <w:lang w:val="en-US"/>
+        </w:rPr>
+      </w:pPr>
+      <w:r>
+        <w:rPr>
+          <w:rFonts w:ascii="Times New Roman" w:hAnsi="Times New Roman" w:cs="Times New Roman"/>
+          <w:sz w:val="24"/>
+          <w:szCs w:val="24"/>
+          <w:lang w:val="en-US"/>
+        </w:rPr>
+        <w:t xml:space="preserve">print(Fruit.APPLE.value)  </w:t>
+      </w:r>
+      <w:r>
+        <w:rPr>
+          <w:rFonts w:ascii="Times New Roman" w:hAnsi="Times New Roman" w:cs="Times New Roman"/>
+          <w:color w:val="385623" w:themeColor="accent6" w:themeShade="80"/>
+          <w:sz w:val="24"/>
+          <w:szCs w:val="24"/>
+          <w:lang w:val="en-US"/>
+        </w:rPr>
+        <w:t xml:space="preserve"># </w:t>
+      </w:r>
+      <w:r>
+        <w:rPr>
+          <w:rFonts w:ascii="Times New Roman" w:hAnsi="Times New Roman" w:cs="Times New Roman"/>
+          <w:color w:val="385623" w:themeColor="accent6" w:themeShade="80"/>
+          <w:sz w:val="24"/>
+          <w:szCs w:val="24"/>
+        </w:rPr>
+        <w:t>будет</w:t>
+      </w:r>
+      <w:r>
+        <w:rPr>
+          <w:rFonts w:ascii="Times New Roman" w:hAnsi="Times New Roman" w:cs="Times New Roman"/>
+          <w:color w:val="385623" w:themeColor="accent6" w:themeShade="80"/>
+          <w:sz w:val="24"/>
+          <w:szCs w:val="24"/>
+          <w:lang w:val="en-US"/>
+        </w:rPr>
+        <w:t xml:space="preserve"> </w:t>
+      </w:r>
+      <w:r>
+        <w:rPr>
+          <w:rFonts w:ascii="Times New Roman" w:hAnsi="Times New Roman" w:cs="Times New Roman"/>
+          <w:color w:val="385623" w:themeColor="accent6" w:themeShade="80"/>
+          <w:sz w:val="24"/>
+          <w:szCs w:val="24"/>
+        </w:rPr>
+        <w:t>напечатано</w:t>
+      </w:r>
+      <w:r>
+        <w:rPr>
+          <w:rFonts w:ascii="Times New Roman" w:hAnsi="Times New Roman" w:cs="Times New Roman"/>
+          <w:color w:val="385623" w:themeColor="accent6" w:themeShade="80"/>
+          <w:sz w:val="24"/>
+          <w:szCs w:val="24"/>
+          <w:lang w:val="en-US"/>
+        </w:rPr>
+        <w:t xml:space="preserve"> 100</w:t>
+      </w:r>
+      <w:r>
+        <w:rPr>
+          <w:rFonts w:ascii="Times New Roman" w:hAnsi="Times New Roman" w:cs="Times New Roman"/>
+          <w:sz w:val="24"/>
+          <w:szCs w:val="24"/>
+          <w:lang w:val="en-US"/>
+        </w:rPr>
+        <w:br/>
+        <w:t xml:space="preserve">print (Fruit(100)  </w:t>
+      </w:r>
+      <w:r>
+        <w:rPr>
+          <w:rFonts w:ascii="Times New Roman" w:hAnsi="Times New Roman" w:cs="Times New Roman"/>
+          <w:color w:val="385623" w:themeColor="accent6" w:themeShade="80"/>
+          <w:sz w:val="24"/>
+          <w:szCs w:val="24"/>
+          <w:lang w:val="en-US"/>
+        </w:rPr>
+        <w:t xml:space="preserve"># </w:t>
+      </w:r>
+      <w:r>
+        <w:rPr>
+          <w:rFonts w:ascii="Times New Roman" w:hAnsi="Times New Roman" w:cs="Times New Roman"/>
+          <w:color w:val="385623" w:themeColor="accent6" w:themeShade="80"/>
+          <w:sz w:val="24"/>
+          <w:szCs w:val="24"/>
+        </w:rPr>
+        <w:t>будет</w:t>
+      </w:r>
+      <w:r>
+        <w:rPr>
+          <w:rFonts w:ascii="Times New Roman" w:hAnsi="Times New Roman" w:cs="Times New Roman"/>
+          <w:color w:val="385623" w:themeColor="accent6" w:themeShade="80"/>
+          <w:sz w:val="24"/>
+          <w:szCs w:val="24"/>
+          <w:lang w:val="en-US"/>
+        </w:rPr>
+        <w:t xml:space="preserve"> </w:t>
+      </w:r>
+      <w:r>
+        <w:rPr>
+          <w:rFonts w:ascii="Times New Roman" w:hAnsi="Times New Roman" w:cs="Times New Roman"/>
+          <w:color w:val="385623" w:themeColor="accent6" w:themeShade="80"/>
+          <w:sz w:val="24"/>
+          <w:szCs w:val="24"/>
+        </w:rPr>
+        <w:t>напечатано</w:t>
+      </w:r>
+      <w:r>
+        <w:rPr>
+          <w:rFonts w:ascii="Times New Roman" w:hAnsi="Times New Roman" w:cs="Times New Roman"/>
+          <w:color w:val="385623" w:themeColor="accent6" w:themeShade="80"/>
+          <w:sz w:val="24"/>
+          <w:szCs w:val="24"/>
+          <w:lang w:val="en-US"/>
+        </w:rPr>
+        <w:t xml:space="preserve"> Fruit.APPLE</w:t>
+      </w:r>
+      <w:r>
+        <w:rPr>
+          <w:rFonts w:ascii="Times New Roman" w:hAnsi="Times New Roman" w:cs="Times New Roman"/>
+          <w:sz w:val="24"/>
+          <w:szCs w:val="24"/>
+          <w:lang w:val="en-US"/>
+        </w:rPr>
+        <w:br/>
+        <w:t xml:space="preserve">print (Fruit(100).name)  </w:t>
+      </w:r>
+      <w:r>
+        <w:rPr>
+          <w:rFonts w:ascii="Times New Roman" w:hAnsi="Times New Roman" w:cs="Times New Roman"/>
+          <w:color w:val="385623" w:themeColor="accent6" w:themeShade="80"/>
+          <w:sz w:val="24"/>
+          <w:szCs w:val="24"/>
+          <w:lang w:val="en-US"/>
+        </w:rPr>
+        <w:t xml:space="preserve"># </w:t>
+      </w:r>
+      <w:r>
+        <w:rPr>
+          <w:rFonts w:ascii="Times New Roman" w:hAnsi="Times New Roman" w:cs="Times New Roman"/>
+          <w:color w:val="385623" w:themeColor="accent6" w:themeShade="80"/>
+          <w:sz w:val="24"/>
+          <w:szCs w:val="24"/>
+        </w:rPr>
+        <w:t>будет</w:t>
+      </w:r>
+      <w:r>
+        <w:rPr>
+          <w:rFonts w:ascii="Times New Roman" w:hAnsi="Times New Roman" w:cs="Times New Roman"/>
+          <w:color w:val="385623" w:themeColor="accent6" w:themeShade="80"/>
+          <w:sz w:val="24"/>
+          <w:szCs w:val="24"/>
+          <w:lang w:val="en-US"/>
+        </w:rPr>
+        <w:t xml:space="preserve"> </w:t>
+      </w:r>
+      <w:r>
+        <w:rPr>
+          <w:rFonts w:ascii="Times New Roman" w:hAnsi="Times New Roman" w:cs="Times New Roman"/>
+          <w:color w:val="385623" w:themeColor="accent6" w:themeShade="80"/>
+          <w:sz w:val="24"/>
+          <w:szCs w:val="24"/>
+        </w:rPr>
+        <w:t>напечатано</w:t>
+      </w:r>
+      <w:r>
+        <w:rPr>
+          <w:rFonts w:ascii="Times New Roman" w:hAnsi="Times New Roman" w:cs="Times New Roman"/>
+          <w:color w:val="385623" w:themeColor="accent6" w:themeShade="80"/>
+          <w:sz w:val="24"/>
+          <w:szCs w:val="24"/>
+          <w:lang w:val="en-US"/>
+        </w:rPr>
+        <w:t xml:space="preserve"> APPLE</w:t>
+      </w:r>
+    </w:p>
+    <w:p>
+      <w:pPr>
+        <w:shd w:val="clear" w:color="auto" w:fill="FFFFFF" w:themeFill="background1"/>
+        <w:rPr>
+          <w:rFonts w:ascii="Times New Roman" w:hAnsi="Times New Roman" w:cs="Times New Roman"/>
+          <w:color w:val="385623" w:themeColor="accent6" w:themeShade="80"/>
+          <w:sz w:val="24"/>
+          <w:szCs w:val="24"/>
+          <w:lang w:val="en-US"/>
+        </w:rPr>
+      </w:pPr>
+    </w:p>
+    <w:p>
+      <w:pPr>
+        <w:shd w:val="clear" w:color="auto" w:fill="FFFFFF" w:themeFill="background1"/>
+        <w:rPr>
+          <w:rFonts w:ascii="Times New Roman" w:hAnsi="Times New Roman" w:cs="Times New Roman"/>
+          <w:sz w:val="24"/>
+          <w:szCs w:val="24"/>
+        </w:rPr>
+      </w:pPr>
+      <w:r>
+        <w:rPr>
+          <w:rFonts w:ascii="Times New Roman" w:hAnsi="Times New Roman" w:cs="Times New Roman"/>
+          <w:sz w:val="24"/>
+          <w:szCs w:val="24"/>
+        </w:rPr>
+        <w:t xml:space="preserve">В </w:t>
+      </w:r>
+      <w:r>
+        <w:rPr>
+          <w:rFonts w:ascii="Times New Roman" w:hAnsi="Times New Roman" w:cs="Times New Roman"/>
+          <w:sz w:val="24"/>
+          <w:szCs w:val="24"/>
+          <w:lang w:val="en-US"/>
+        </w:rPr>
+        <w:t>FastAPI</w:t>
+      </w:r>
+      <w:r>
+        <w:rPr>
+          <w:rFonts w:ascii="Times New Roman" w:hAnsi="Times New Roman" w:cs="Times New Roman"/>
+          <w:sz w:val="24"/>
+          <w:szCs w:val="24"/>
+        </w:rPr>
+        <w:t xml:space="preserve"> </w:t>
+      </w:r>
+      <w:r>
+        <w:rPr>
+          <w:rFonts w:ascii="Times New Roman" w:hAnsi="Times New Roman" w:cs="Times New Roman"/>
+          <w:sz w:val="24"/>
+          <w:szCs w:val="24"/>
+          <w:lang w:val="en-US"/>
+        </w:rPr>
+        <w:t>Enum</w:t>
+      </w:r>
+      <w:r>
+        <w:rPr>
+          <w:rFonts w:ascii="Times New Roman" w:hAnsi="Times New Roman" w:cs="Times New Roman"/>
+          <w:sz w:val="24"/>
+          <w:szCs w:val="24"/>
+        </w:rPr>
+        <w:t xml:space="preserve"> </w:t>
+      </w:r>
+      <w:r>
+        <w:rPr>
+          <w:rFonts w:ascii="Times New Roman" w:hAnsi="Times New Roman" w:cs="Times New Roman"/>
+          <w:sz w:val="24"/>
+          <w:szCs w:val="24"/>
+        </w:rPr>
+        <w:t xml:space="preserve">используется чтоб ограничить значения параметров. Для </w:t>
+      </w:r>
+      <w:r>
+        <w:rPr>
+          <w:rFonts w:ascii="Times New Roman" w:hAnsi="Times New Roman" w:cs="Times New Roman"/>
+          <w:b/>
+          <w:sz w:val="24"/>
+          <w:szCs w:val="24"/>
+          <w:lang w:val="en-US"/>
+        </w:rPr>
+        <w:t>path</w:t>
+      </w:r>
+      <w:r>
+        <w:rPr>
+          <w:rFonts w:ascii="Times New Roman" w:hAnsi="Times New Roman" w:cs="Times New Roman"/>
+          <w:sz w:val="24"/>
+          <w:szCs w:val="24"/>
+        </w:rPr>
+        <w:t xml:space="preserve"> </w:t>
+      </w:r>
+      <w:r>
+        <w:rPr>
+          <w:rFonts w:ascii="Times New Roman" w:hAnsi="Times New Roman" w:cs="Times New Roman"/>
+          <w:sz w:val="24"/>
+          <w:szCs w:val="24"/>
+        </w:rPr>
+        <w:t xml:space="preserve">и </w:t>
+      </w:r>
+      <w:r>
+        <w:rPr>
+          <w:rFonts w:ascii="Times New Roman" w:hAnsi="Times New Roman" w:cs="Times New Roman"/>
+          <w:b/>
+          <w:sz w:val="24"/>
+          <w:szCs w:val="24"/>
+          <w:lang w:val="en-US"/>
+        </w:rPr>
+        <w:t>query</w:t>
+      </w:r>
+      <w:r>
+        <w:rPr>
+          <w:rFonts w:ascii="Times New Roman" w:hAnsi="Times New Roman" w:cs="Times New Roman"/>
+          <w:sz w:val="24"/>
+          <w:szCs w:val="24"/>
+        </w:rPr>
+        <w:t xml:space="preserve"> </w:t>
+      </w:r>
+      <w:r>
+        <w:rPr>
+          <w:rFonts w:ascii="Times New Roman" w:hAnsi="Times New Roman" w:cs="Times New Roman"/>
+          <w:sz w:val="24"/>
+          <w:szCs w:val="24"/>
+        </w:rPr>
+        <w:t xml:space="preserve">параметров поддерживаются </w:t>
+      </w:r>
+      <w:r>
+        <w:rPr>
+          <w:rFonts w:ascii="Times New Roman" w:hAnsi="Times New Roman" w:cs="Times New Roman"/>
+          <w:sz w:val="24"/>
+          <w:szCs w:val="24"/>
+          <w:u w:val="single"/>
+        </w:rPr>
+        <w:t>только строковые и целочисленные значения</w:t>
+      </w:r>
+      <w:r>
+        <w:rPr>
+          <w:rFonts w:ascii="Times New Roman" w:hAnsi="Times New Roman" w:cs="Times New Roman"/>
+          <w:sz w:val="24"/>
+          <w:szCs w:val="24"/>
+        </w:rPr>
+        <w:t xml:space="preserve">. В теле запроса можно передавать и другие. Начиная с </w:t>
+      </w:r>
+      <w:r>
+        <w:rPr>
+          <w:rFonts w:ascii="Times New Roman" w:hAnsi="Times New Roman" w:cs="Times New Roman"/>
+          <w:sz w:val="24"/>
+          <w:szCs w:val="24"/>
+          <w:lang w:val="en-US"/>
+        </w:rPr>
+        <w:t>python</w:t>
+      </w:r>
+      <w:r>
+        <w:rPr>
+          <w:rFonts w:ascii="Times New Roman" w:hAnsi="Times New Roman" w:cs="Times New Roman"/>
+          <w:sz w:val="24"/>
+          <w:szCs w:val="24"/>
+        </w:rPr>
+        <w:t xml:space="preserve"> </w:t>
+      </w:r>
+      <w:r>
+        <w:rPr>
+          <w:rFonts w:ascii="Times New Roman" w:hAnsi="Times New Roman" w:cs="Times New Roman"/>
+          <w:sz w:val="24"/>
+          <w:szCs w:val="24"/>
+        </w:rPr>
+        <w:t xml:space="preserve">3.11 можно использовать </w:t>
+      </w:r>
+      <w:r>
+        <w:rPr>
+          <w:rFonts w:ascii="Times New Roman" w:hAnsi="Times New Roman" w:cs="Times New Roman"/>
+          <w:b/>
+          <w:sz w:val="24"/>
+          <w:szCs w:val="24"/>
+          <w:lang w:val="en-US"/>
+        </w:rPr>
+        <w:t>StrEnum</w:t>
+      </w:r>
+      <w:r>
+        <w:rPr>
+          <w:rFonts w:ascii="Times New Roman" w:hAnsi="Times New Roman" w:cs="Times New Roman"/>
+          <w:sz w:val="24"/>
+          <w:szCs w:val="24"/>
+        </w:rPr>
+        <w:t xml:space="preserve"> </w:t>
+      </w:r>
+      <w:r>
+        <w:rPr>
+          <w:rFonts w:ascii="Times New Roman" w:hAnsi="Times New Roman" w:cs="Times New Roman"/>
+          <w:sz w:val="24"/>
+          <w:szCs w:val="24"/>
+        </w:rPr>
+        <w:t xml:space="preserve">и </w:t>
+      </w:r>
+      <w:r>
+        <w:rPr>
+          <w:rFonts w:ascii="Times New Roman" w:hAnsi="Times New Roman" w:cs="Times New Roman"/>
+          <w:b/>
+          <w:sz w:val="24"/>
+          <w:szCs w:val="24"/>
+          <w:lang w:val="en-US"/>
+        </w:rPr>
+        <w:t>IntEnum</w:t>
+      </w:r>
+      <w:r>
+        <w:rPr>
+          <w:rFonts w:ascii="Times New Roman" w:hAnsi="Times New Roman" w:cs="Times New Roman"/>
+          <w:b/>
+          <w:sz w:val="24"/>
+          <w:szCs w:val="24"/>
+        </w:rPr>
+        <w:t xml:space="preserve"> (еще раньше чем 3.11)</w:t>
+      </w:r>
+      <w:r>
+        <w:rPr>
+          <w:rFonts w:ascii="Times New Roman" w:hAnsi="Times New Roman" w:cs="Times New Roman"/>
+          <w:sz w:val="24"/>
+          <w:szCs w:val="24"/>
+        </w:rPr>
+        <w:t>.</w:t>
+      </w:r>
+    </w:p>
+    <w:p>
+      <w:pPr>
+        <w:shd w:val="clear" w:color="auto" w:fill="FFFFFF" w:themeFill="background1"/>
+        <w:rPr>
+          <w:rFonts w:ascii="Times New Roman" w:hAnsi="Times New Roman" w:cs="Times New Roman"/>
+          <w:b/>
+          <w:sz w:val="24"/>
+          <w:szCs w:val="24"/>
+        </w:rPr>
+      </w:pPr>
+      <w:r>
+        <w:rPr>
+          <w:rFonts w:ascii="Times New Roman" w:hAnsi="Times New Roman" w:cs="Times New Roman"/>
+          <w:b/>
+          <w:sz w:val="24"/>
+          <w:szCs w:val="24"/>
+        </w:rPr>
+        <w:t>Порядок отображения параметров</w:t>
+      </w:r>
+    </w:p>
+    <w:p>
+      <w:pPr>
+        <w:shd w:val="clear" w:color="auto" w:fill="FFFFFF" w:themeFill="background1"/>
+        <w:rPr>
+          <w:rFonts w:ascii="Times New Roman" w:hAnsi="Times New Roman" w:cs="Times New Roman"/>
+          <w:b/>
+          <w:sz w:val="24"/>
+          <w:szCs w:val="24"/>
+          <w:u w:val="single"/>
+        </w:rPr>
+      </w:pPr>
+      <w:r>
+        <w:rPr>
+          <w:rFonts w:ascii="Times New Roman" w:hAnsi="Times New Roman" w:cs="Times New Roman"/>
+          <w:sz w:val="24"/>
+          <w:szCs w:val="24"/>
+        </w:rPr>
+        <w:t xml:space="preserve">Параметры в документации располагаются так, как они указаны в функции. А как мы знаем, параметры со значением по умолчанию должны идти в конце. </w:t>
+      </w:r>
+      <w:r>
+        <w:rPr>
+          <w:rFonts w:ascii="Times New Roman" w:hAnsi="Times New Roman" w:cs="Times New Roman"/>
+          <w:b/>
+          <w:sz w:val="24"/>
+          <w:szCs w:val="24"/>
+          <w:u w:val="single"/>
+        </w:rPr>
+        <w:t>Но вот именованные параметры можно располагать в любом порядке.</w:t>
+      </w:r>
+    </w:p>
+    <w:p>
+      <w:pPr>
+        <w:shd w:val="clear" w:color="auto" w:fill="FFFFFF" w:themeFill="background1"/>
+        <w:rPr>
+          <w:rFonts w:ascii="Times New Roman" w:hAnsi="Times New Roman" w:cs="Times New Roman"/>
+          <w:sz w:val="24"/>
+          <w:szCs w:val="24"/>
+        </w:rPr>
+      </w:pPr>
+      <w:r>
+        <w:rPr>
+          <w:rFonts w:ascii="Times New Roman" w:hAnsi="Times New Roman" w:cs="Times New Roman"/>
+          <w:sz w:val="24"/>
+          <w:szCs w:val="24"/>
+        </w:rPr>
+        <w:t>Можно указать в параметрах * и тогда все значения после нее будут восприниматься как именованные и их можно будет располагать в любом порядке.</w:t>
+      </w:r>
+    </w:p>
+    <w:p>
+      <w:pPr>
+        <w:shd w:val="clear" w:color="auto" w:fill="FFFFFF" w:themeFill="background1"/>
+        <w:rPr>
+          <w:rFonts w:ascii="Times New Roman" w:hAnsi="Times New Roman" w:cs="Times New Roman"/>
+          <w:sz w:val="24"/>
+          <w:szCs w:val="24"/>
+        </w:rPr>
+      </w:pPr>
+    </w:p>
+    <w:p>
+      <w:pPr>
+        <w:shd w:val="clear" w:color="auto" w:fill="FFFFFF" w:themeFill="background1"/>
+        <w:rPr>
+          <w:rFonts w:ascii="Times New Roman" w:hAnsi="Times New Roman" w:cs="Times New Roman"/>
+          <w:sz w:val="24"/>
+          <w:szCs w:val="24"/>
+        </w:rPr>
+      </w:pPr>
+      <w:r>
+        <w:rPr>
+          <w:rFonts w:ascii="Times New Roman" w:hAnsi="Times New Roman" w:cs="Times New Roman"/>
+          <w:sz w:val="24"/>
+          <w:szCs w:val="24"/>
+          <w:highlight w:val="green"/>
+        </w:rPr>
+        <w:t>Урок 6: Расширенные возможности документации</w:t>
+      </w:r>
+    </w:p>
+    <w:p>
+      <w:pPr>
+        <w:shd w:val="clear" w:color="auto" w:fill="FFFFFF" w:themeFill="background1"/>
+        <w:rPr>
+          <w:rFonts w:ascii="Times New Roman" w:hAnsi="Times New Roman" w:cs="Times New Roman"/>
+          <w:sz w:val="24"/>
+          <w:szCs w:val="24"/>
+        </w:rPr>
+      </w:pPr>
+      <w:r>
+        <w:rPr>
+          <w:rFonts w:ascii="Times New Roman" w:hAnsi="Times New Roman" w:cs="Times New Roman"/>
+          <w:b/>
+          <w:sz w:val="24"/>
+          <w:szCs w:val="24"/>
+        </w:rPr>
+        <w:t xml:space="preserve">Теги </w:t>
+      </w:r>
+      <w:r>
+        <w:rPr>
+          <w:rFonts w:ascii="Times New Roman" w:hAnsi="Times New Roman" w:cs="Times New Roman"/>
+          <w:b/>
+          <w:sz w:val="24"/>
+          <w:szCs w:val="24"/>
+        </w:rPr>
+        <w:t>(</w:t>
+      </w:r>
+      <w:r>
+        <w:rPr>
+          <w:rFonts w:ascii="Times New Roman" w:hAnsi="Times New Roman" w:cs="Times New Roman"/>
+          <w:b/>
+          <w:sz w:val="24"/>
+          <w:szCs w:val="24"/>
+          <w:lang w:val="en-US"/>
+        </w:rPr>
+        <w:t>tags</w:t>
+      </w:r>
+      <w:r>
+        <w:rPr>
+          <w:rFonts w:ascii="Times New Roman" w:hAnsi="Times New Roman" w:cs="Times New Roman"/>
+          <w:b/>
+          <w:sz w:val="24"/>
+          <w:szCs w:val="24"/>
+        </w:rPr>
+        <w:t>)</w:t>
+      </w:r>
+      <w:r>
+        <w:rPr>
+          <w:rFonts w:ascii="Times New Roman" w:hAnsi="Times New Roman" w:cs="Times New Roman"/>
+          <w:b/>
+          <w:sz w:val="24"/>
+          <w:szCs w:val="24"/>
+        </w:rPr>
+        <w:t xml:space="preserve"> – </w:t>
+      </w:r>
+      <w:r>
+        <w:rPr>
+          <w:rFonts w:ascii="Times New Roman" w:hAnsi="Times New Roman" w:cs="Times New Roman"/>
+          <w:sz w:val="24"/>
+          <w:szCs w:val="24"/>
+        </w:rPr>
+        <w:t>ну</w:t>
+      </w:r>
+      <w:r>
+        <w:rPr>
+          <w:rFonts w:ascii="Times New Roman" w:hAnsi="Times New Roman" w:cs="Times New Roman"/>
+          <w:sz w:val="24"/>
+          <w:szCs w:val="24"/>
+        </w:rPr>
+        <w:t xml:space="preserve">жны для того чтобы в документации объединять </w:t>
+      </w:r>
+      <w:proofErr w:type="spellStart"/>
+      <w:r>
+        <w:rPr>
+          <w:rFonts w:ascii="Times New Roman" w:hAnsi="Times New Roman" w:cs="Times New Roman"/>
+          <w:sz w:val="24"/>
+          <w:szCs w:val="24"/>
+        </w:rPr>
+        <w:t>эндпоинты</w:t>
+      </w:r>
+      <w:proofErr w:type="spellEnd"/>
+      <w:r>
+        <w:rPr>
+          <w:rFonts w:ascii="Times New Roman" w:hAnsi="Times New Roman" w:cs="Times New Roman"/>
+          <w:sz w:val="24"/>
+          <w:szCs w:val="24"/>
+        </w:rPr>
+        <w:t xml:space="preserve"> в группы.</w:t>
+      </w:r>
+    </w:p>
+    <w:p>
+      <w:pPr>
+        <w:shd w:val="clear" w:color="auto" w:fill="FFFFFF" w:themeFill="background1"/>
+        <w:rPr>
+          <w:rFonts w:ascii="Times New Roman" w:hAnsi="Times New Roman" w:cs="Times New Roman"/>
+          <w:sz w:val="24"/>
+          <w:szCs w:val="24"/>
+        </w:rPr>
+      </w:pPr>
+      <w:r>
+        <w:rPr>
+          <w:rFonts w:ascii="Times New Roman" w:hAnsi="Times New Roman" w:cs="Times New Roman"/>
+          <w:sz w:val="24"/>
+          <w:szCs w:val="24"/>
+        </w:rPr>
+        <w:t xml:space="preserve">Для этого в декоратор приложения (в нашем случае </w:t>
+      </w:r>
+      <w:r>
+        <w:rPr>
+          <w:rFonts w:ascii="Times New Roman" w:hAnsi="Times New Roman" w:cs="Times New Roman"/>
+          <w:sz w:val="24"/>
+          <w:szCs w:val="24"/>
+        </w:rPr>
+        <w:t>@</w:t>
+      </w:r>
+      <w:proofErr w:type="gramStart"/>
+      <w:r>
+        <w:rPr>
+          <w:rFonts w:ascii="Times New Roman" w:hAnsi="Times New Roman" w:cs="Times New Roman"/>
+          <w:sz w:val="24"/>
+          <w:szCs w:val="24"/>
+          <w:lang w:val="en-US"/>
+        </w:rPr>
+        <w:t>app</w:t>
+      </w:r>
+      <w:r>
+        <w:rPr>
+          <w:rFonts w:ascii="Times New Roman" w:hAnsi="Times New Roman" w:cs="Times New Roman"/>
+          <w:sz w:val="24"/>
+          <w:szCs w:val="24"/>
+        </w:rPr>
+        <w:t>.</w:t>
+      </w:r>
+      <w:r>
+        <w:rPr>
+          <w:rFonts w:ascii="Times New Roman" w:hAnsi="Times New Roman" w:cs="Times New Roman"/>
+          <w:sz w:val="24"/>
+          <w:szCs w:val="24"/>
+          <w:lang w:val="en-US"/>
+        </w:rPr>
+        <w:t>get</w:t>
+      </w:r>
+      <w:r>
+        <w:rPr>
+          <w:rFonts w:ascii="Times New Roman" w:hAnsi="Times New Roman" w:cs="Times New Roman"/>
+          <w:sz w:val="24"/>
+          <w:szCs w:val="24"/>
+        </w:rPr>
+        <w:t>(</w:t>
+      </w:r>
+      <w:proofErr w:type="gramEnd"/>
+      <w:r>
+        <w:rPr>
+          <w:rFonts w:ascii="Times New Roman" w:hAnsi="Times New Roman" w:cs="Times New Roman"/>
+          <w:sz w:val="24"/>
+          <w:szCs w:val="24"/>
+        </w:rPr>
+        <w:t xml:space="preserve">)) </w:t>
+      </w:r>
+      <w:r>
+        <w:rPr>
+          <w:rFonts w:ascii="Times New Roman" w:hAnsi="Times New Roman" w:cs="Times New Roman"/>
+          <w:sz w:val="24"/>
+          <w:szCs w:val="24"/>
+        </w:rPr>
+        <w:t xml:space="preserve">нужно передать аргумент </w:t>
+      </w:r>
+      <w:r>
+        <w:rPr>
+          <w:rFonts w:ascii="Times New Roman" w:hAnsi="Times New Roman" w:cs="Times New Roman"/>
+          <w:b/>
+          <w:sz w:val="24"/>
+          <w:szCs w:val="24"/>
+          <w:lang w:val="en-US"/>
+        </w:rPr>
+        <w:t>tags</w:t>
+      </w:r>
+      <w:r>
+        <w:rPr>
+          <w:rFonts w:ascii="Times New Roman" w:hAnsi="Times New Roman" w:cs="Times New Roman"/>
+          <w:sz w:val="24"/>
+          <w:szCs w:val="24"/>
+        </w:rPr>
+        <w:t xml:space="preserve"> </w:t>
+      </w:r>
+      <w:r>
+        <w:rPr>
+          <w:rFonts w:ascii="Times New Roman" w:hAnsi="Times New Roman" w:cs="Times New Roman"/>
+          <w:sz w:val="24"/>
+          <w:szCs w:val="24"/>
+        </w:rPr>
+        <w:t>со списком произвольных строк.</w:t>
+      </w:r>
+    </w:p>
+    <w:p>
+      <w:pPr>
+        <w:shd w:val="clear" w:color="auto" w:fill="FFFFFF" w:themeFill="background1"/>
+        <w:rPr>
+          <w:rFonts w:ascii="Times New Roman" w:hAnsi="Times New Roman" w:cs="Times New Roman"/>
+          <w:b/>
+          <w:sz w:val="24"/>
+          <w:szCs w:val="24"/>
+        </w:rPr>
+      </w:pPr>
+      <w:r>
+        <w:rPr>
+          <w:rFonts w:ascii="Times New Roman" w:hAnsi="Times New Roman" w:cs="Times New Roman"/>
+          <w:b/>
+          <w:sz w:val="24"/>
+          <w:szCs w:val="24"/>
+        </w:rPr>
+        <w:t xml:space="preserve">Название </w:t>
+      </w:r>
+      <w:proofErr w:type="spellStart"/>
+      <w:r>
+        <w:rPr>
+          <w:rFonts w:ascii="Times New Roman" w:hAnsi="Times New Roman" w:cs="Times New Roman"/>
+          <w:b/>
+          <w:sz w:val="24"/>
+          <w:szCs w:val="24"/>
+        </w:rPr>
+        <w:t>эндпоинта</w:t>
+      </w:r>
+      <w:proofErr w:type="spellEnd"/>
+      <w:r>
+        <w:rPr>
+          <w:rFonts w:ascii="Times New Roman" w:hAnsi="Times New Roman" w:cs="Times New Roman"/>
+          <w:b/>
+          <w:sz w:val="24"/>
+          <w:szCs w:val="24"/>
+        </w:rPr>
+        <w:t xml:space="preserve"> </w:t>
+      </w:r>
+      <w:r>
+        <w:rPr>
+          <w:rFonts w:ascii="Times New Roman" w:hAnsi="Times New Roman" w:cs="Times New Roman"/>
+          <w:sz w:val="24"/>
+          <w:szCs w:val="24"/>
+        </w:rPr>
+        <w:t xml:space="preserve">(по умолчанию берется название функции), но можно указать параметр </w:t>
+      </w:r>
+      <w:r>
+        <w:rPr>
+          <w:rFonts w:ascii="Times New Roman" w:hAnsi="Times New Roman" w:cs="Times New Roman"/>
+          <w:b/>
+          <w:sz w:val="24"/>
+          <w:szCs w:val="24"/>
+          <w:lang w:val="en-US"/>
+        </w:rPr>
+        <w:t>summary</w:t>
+      </w:r>
+      <w:r>
+        <w:rPr>
+          <w:rFonts w:ascii="Times New Roman" w:hAnsi="Times New Roman" w:cs="Times New Roman"/>
+          <w:b/>
+          <w:sz w:val="24"/>
+          <w:szCs w:val="24"/>
+        </w:rPr>
+        <w:t>.</w:t>
+      </w:r>
+    </w:p>
+    <w:p>
+      <w:pPr>
+        <w:shd w:val="clear" w:color="auto" w:fill="FFFFFF" w:themeFill="background1"/>
+        <w:rPr>
+          <w:rFonts w:ascii="Times New Roman" w:hAnsi="Times New Roman" w:cs="Times New Roman"/>
+          <w:b/>
+          <w:sz w:val="24"/>
+          <w:szCs w:val="24"/>
+        </w:rPr>
+      </w:pPr>
+      <w:r>
+        <w:rPr>
+          <w:rFonts w:ascii="Times New Roman" w:hAnsi="Times New Roman" w:cs="Times New Roman"/>
+          <w:sz w:val="24"/>
+          <w:szCs w:val="24"/>
+        </w:rPr>
+        <w:t>Описание можно задать через параметр</w:t>
+      </w:r>
+      <w:r>
+        <w:rPr>
+          <w:rFonts w:ascii="Times New Roman" w:hAnsi="Times New Roman" w:cs="Times New Roman"/>
+          <w:b/>
+          <w:sz w:val="24"/>
+          <w:szCs w:val="24"/>
+        </w:rPr>
+        <w:t xml:space="preserve"> </w:t>
+      </w:r>
+      <w:r>
+        <w:rPr>
+          <w:rFonts w:ascii="Times New Roman" w:hAnsi="Times New Roman" w:cs="Times New Roman"/>
+          <w:b/>
+          <w:sz w:val="24"/>
+          <w:szCs w:val="24"/>
+          <w:lang w:val="en-US"/>
+        </w:rPr>
+        <w:t>description</w:t>
+      </w:r>
+      <w:r>
+        <w:rPr>
+          <w:rFonts w:ascii="Times New Roman" w:hAnsi="Times New Roman" w:cs="Times New Roman"/>
+          <w:b/>
+          <w:sz w:val="24"/>
+          <w:szCs w:val="24"/>
+        </w:rPr>
+        <w:t xml:space="preserve"> </w:t>
+      </w:r>
+      <w:r>
+        <w:rPr>
+          <w:rFonts w:ascii="Times New Roman" w:hAnsi="Times New Roman" w:cs="Times New Roman"/>
+          <w:b/>
+          <w:sz w:val="24"/>
+          <w:szCs w:val="24"/>
+        </w:rPr>
+        <w:t xml:space="preserve">или </w:t>
+      </w:r>
+      <w:r>
+        <w:rPr>
+          <w:rFonts w:ascii="Times New Roman" w:hAnsi="Times New Roman" w:cs="Times New Roman"/>
+          <w:sz w:val="24"/>
+          <w:szCs w:val="24"/>
+        </w:rPr>
+        <w:t>через</w:t>
+      </w:r>
+      <w:r>
+        <w:rPr>
+          <w:rFonts w:ascii="Times New Roman" w:hAnsi="Times New Roman" w:cs="Times New Roman"/>
+          <w:b/>
+          <w:sz w:val="24"/>
+          <w:szCs w:val="24"/>
+        </w:rPr>
+        <w:t xml:space="preserve"> </w:t>
+      </w:r>
+      <w:proofErr w:type="spellStart"/>
+      <w:r>
+        <w:rPr>
+          <w:rFonts w:ascii="Times New Roman" w:hAnsi="Times New Roman" w:cs="Times New Roman"/>
+          <w:b/>
+          <w:sz w:val="24"/>
+          <w:szCs w:val="24"/>
+        </w:rPr>
+        <w:t>докстринг</w:t>
+      </w:r>
+      <w:proofErr w:type="spellEnd"/>
+      <w:r>
+        <w:rPr>
+          <w:rFonts w:ascii="Times New Roman" w:hAnsi="Times New Roman" w:cs="Times New Roman"/>
+          <w:b/>
+          <w:sz w:val="24"/>
+          <w:szCs w:val="24"/>
+        </w:rPr>
+        <w:t>.</w:t>
+      </w:r>
+    </w:p>
+    <w:p>
+      <w:pPr>
+        <w:shd w:val="clear" w:color="auto" w:fill="FFFFFF" w:themeFill="background1"/>
+        <w:rPr>
+          <w:rFonts w:ascii="Times New Roman" w:hAnsi="Times New Roman" w:cs="Times New Roman"/>
+          <w:sz w:val="24"/>
+          <w:szCs w:val="24"/>
+        </w:rPr>
+      </w:pPr>
+      <w:r>
+        <w:rPr>
+          <w:rFonts w:ascii="Times New Roman" w:hAnsi="Times New Roman" w:cs="Times New Roman"/>
+          <w:sz w:val="24"/>
+          <w:szCs w:val="24"/>
+        </w:rPr>
+        <w:t xml:space="preserve">Через параметр </w:t>
+      </w:r>
+      <w:r>
+        <w:rPr>
+          <w:rFonts w:ascii="Times New Roman" w:hAnsi="Times New Roman" w:cs="Times New Roman"/>
+          <w:b/>
+          <w:sz w:val="24"/>
+          <w:szCs w:val="24"/>
+          <w:lang w:val="en-US"/>
+        </w:rPr>
+        <w:t>response</w:t>
+      </w:r>
+      <w:r>
+        <w:rPr>
+          <w:rFonts w:ascii="Times New Roman" w:hAnsi="Times New Roman" w:cs="Times New Roman"/>
+          <w:b/>
+          <w:sz w:val="24"/>
+          <w:szCs w:val="24"/>
+        </w:rPr>
+        <w:t>_</w:t>
+      </w:r>
+      <w:r>
+        <w:rPr>
+          <w:rFonts w:ascii="Times New Roman" w:hAnsi="Times New Roman" w:cs="Times New Roman"/>
+          <w:b/>
+          <w:sz w:val="24"/>
+          <w:szCs w:val="24"/>
+          <w:lang w:val="en-US"/>
+        </w:rPr>
+        <w:t>description</w:t>
+      </w:r>
+      <w:r>
+        <w:rPr>
+          <w:rFonts w:ascii="Times New Roman" w:hAnsi="Times New Roman" w:cs="Times New Roman"/>
+          <w:sz w:val="24"/>
+          <w:szCs w:val="24"/>
+        </w:rPr>
+        <w:t xml:space="preserve"> можно задать описание ответа функции.</w:t>
+      </w:r>
+    </w:p>
+    <w:p>
+      <w:pPr>
+        <w:shd w:val="clear" w:color="auto" w:fill="FFFFFF" w:themeFill="background1"/>
+        <w:rPr>
+          <w:rFonts w:ascii="Times New Roman" w:hAnsi="Times New Roman" w:cs="Times New Roman"/>
+          <w:sz w:val="24"/>
+          <w:szCs w:val="24"/>
+        </w:rPr>
+      </w:pPr>
+    </w:p>
+    <w:p>
+      <w:pPr>
+        <w:shd w:val="clear" w:color="auto" w:fill="FFFFFF" w:themeFill="background1"/>
+        <w:rPr>
+          <w:rFonts w:ascii="Times New Roman" w:hAnsi="Times New Roman" w:cs="Times New Roman"/>
+          <w:sz w:val="24"/>
+          <w:szCs w:val="24"/>
+        </w:rPr>
+      </w:pPr>
+      <w:r>
+        <w:rPr>
+          <w:rFonts w:ascii="Times New Roman" w:hAnsi="Times New Roman" w:cs="Times New Roman"/>
+          <w:sz w:val="24"/>
+          <w:szCs w:val="24"/>
+        </w:rPr>
+        <w:t xml:space="preserve">Урок 7: </w:t>
+      </w:r>
+      <w:proofErr w:type="spellStart"/>
+      <w:r>
+        <w:rPr>
+          <w:rFonts w:ascii="Times New Roman" w:hAnsi="Times New Roman" w:cs="Times New Roman"/>
+          <w:sz w:val="24"/>
+          <w:szCs w:val="24"/>
+        </w:rPr>
+        <w:t>Валидация</w:t>
+      </w:r>
+      <w:proofErr w:type="spellEnd"/>
+      <w:r>
+        <w:rPr>
+          <w:rFonts w:ascii="Times New Roman" w:hAnsi="Times New Roman" w:cs="Times New Roman"/>
+          <w:sz w:val="24"/>
+          <w:szCs w:val="24"/>
+        </w:rPr>
+        <w:t xml:space="preserve"> и документирование параметров запросов.</w:t>
       </w:r>
       <w:bookmarkStart w:id="0" w:name="_GoBack"/>
       <w:bookmarkEnd w:id="0"/>
-    </w:p>
-    <w:p>
-      <w:pPr>
-        <w:rPr>
-          <w:rFonts w:ascii="Times New Roman" w:hAnsi="Times New Roman" w:cs="Times New Roman"/>
-          <w:sz w:val="24"/>
-          <w:szCs w:val="24"/>
-          <w:lang w:val="en-US"/>
-        </w:rPr>
-      </w:pPr>
-    </w:p>
-    <w:p>
-      <w:pPr>
-        <w:rPr>
-          <w:rFonts w:ascii="Times New Roman" w:hAnsi="Times New Roman" w:cs="Times New Roman"/>
-          <w:sz w:val="24"/>
-          <w:szCs w:val="24"/>
-          <w:lang w:val="en-US"/>
-        </w:rPr>
-      </w:pPr>
     </w:p>
     <w:sectPr>
       <w:pgSz w:w="11906" w:h="16838"/>
@@ -1020,6 +3327,242 @@
     </w:sectPr>
   </w:body>
 </w:document>
+</file>
+
+<file path=word/numbering.xml><?xml version="1.0" encoding="utf-8"?>
+<w:numbering xmlns:wpc="http://schemas.microsoft.com/office/word/2010/wordprocessingCanvas" xmlns:cx="http://schemas.microsoft.com/office/drawing/2014/chartex" xmlns:mc="http://schemas.openxmlformats.org/markup-compatibility/2006" xmlns:o="urn:schemas-microsoft-com:office:office" xmlns:r="http://schemas.openxmlformats.org/officeDocument/2006/relationships" xmlns:m="http://schemas.openxmlformats.org/officeDocument/2006/math" xmlns:v="urn:schemas-microsoft-com:vml" xmlns:wp14="http://schemas.microsoft.com/office/word/2010/wordprocessingDrawing" xmlns:wp="http://schemas.openxmlformats.org/drawingml/2006/wordprocessingDrawing" xmlns:w10="urn:schemas-microsoft-com:office:word" xmlns:w="http://schemas.openxmlformats.org/wordprocessingml/2006/main" xmlns:w14="http://schemas.microsoft.com/office/word/2010/wordml" xmlns:w15="http://schemas.microsoft.com/office/word/2012/wordml" xmlns:w16se="http://schemas.microsoft.com/office/word/2015/wordml/symex" xmlns:wpg="http://schemas.microsoft.com/office/word/2010/wordprocessingGroup" xmlns:wpi="http://schemas.microsoft.com/office/word/2010/wordprocessingInk" xmlns:wne="http://schemas.microsoft.com/office/word/2006/wordml" xmlns:wps="http://schemas.microsoft.com/office/word/2010/wordprocessingShape" mc:Ignorable="w14 w15 w16se wp14">
+  <w:abstractNum w:abstractNumId="0" w15:restartNumberingAfterBreak="0">
+    <w:nsid w:val="19854346"/>
+    <w:multiLevelType w:val="hybridMultilevel"/>
+    <w:tmpl w:val="0BF27FE2"/>
+    <w:lvl w:ilvl="0" w:tplc="BE6E191E">
+      <w:numFmt w:val="bullet"/>
+      <w:lvlText w:val=""/>
+      <w:lvlJc w:val="left"/>
+      <w:pPr>
+        <w:ind w:left="720" w:hanging="360"/>
+      </w:pPr>
+      <w:rPr>
+        <w:rFonts w:ascii="Symbol" w:eastAsiaTheme="minorHAnsi" w:hAnsi="Symbol" w:cs="Times New Roman" w:hint="default"/>
+        <w:i w:val="0"/>
+      </w:rPr>
+    </w:lvl>
+    <w:lvl w:ilvl="1" w:tplc="04190003" w:tentative="1">
+      <w:start w:val="1"/>
+      <w:numFmt w:val="bullet"/>
+      <w:lvlText w:val="o"/>
+      <w:lvlJc w:val="left"/>
+      <w:pPr>
+        <w:ind w:left="1440" w:hanging="360"/>
+      </w:pPr>
+      <w:rPr>
+        <w:rFonts w:ascii="Courier New" w:hAnsi="Courier New" w:cs="Courier New" w:hint="default"/>
+      </w:rPr>
+    </w:lvl>
+    <w:lvl w:ilvl="2" w:tplc="04190005" w:tentative="1">
+      <w:start w:val="1"/>
+      <w:numFmt w:val="bullet"/>
+      <w:lvlText w:val=""/>
+      <w:lvlJc w:val="left"/>
+      <w:pPr>
+        <w:ind w:left="2160" w:hanging="360"/>
+      </w:pPr>
+      <w:rPr>
+        <w:rFonts w:ascii="Wingdings" w:hAnsi="Wingdings" w:hint="default"/>
+      </w:rPr>
+    </w:lvl>
+    <w:lvl w:ilvl="3" w:tplc="04190001" w:tentative="1">
+      <w:start w:val="1"/>
+      <w:numFmt w:val="bullet"/>
+      <w:lvlText w:val=""/>
+      <w:lvlJc w:val="left"/>
+      <w:pPr>
+        <w:ind w:left="2880" w:hanging="360"/>
+      </w:pPr>
+      <w:rPr>
+        <w:rFonts w:ascii="Symbol" w:hAnsi="Symbol" w:hint="default"/>
+      </w:rPr>
+    </w:lvl>
+    <w:lvl w:ilvl="4" w:tplc="04190003" w:tentative="1">
+      <w:start w:val="1"/>
+      <w:numFmt w:val="bullet"/>
+      <w:lvlText w:val="o"/>
+      <w:lvlJc w:val="left"/>
+      <w:pPr>
+        <w:ind w:left="3600" w:hanging="360"/>
+      </w:pPr>
+      <w:rPr>
+        <w:rFonts w:ascii="Courier New" w:hAnsi="Courier New" w:cs="Courier New" w:hint="default"/>
+      </w:rPr>
+    </w:lvl>
+    <w:lvl w:ilvl="5" w:tplc="04190005" w:tentative="1">
+      <w:start w:val="1"/>
+      <w:numFmt w:val="bullet"/>
+      <w:lvlText w:val=""/>
+      <w:lvlJc w:val="left"/>
+      <w:pPr>
+        <w:ind w:left="4320" w:hanging="360"/>
+      </w:pPr>
+      <w:rPr>
+        <w:rFonts w:ascii="Wingdings" w:hAnsi="Wingdings" w:hint="default"/>
+      </w:rPr>
+    </w:lvl>
+    <w:lvl w:ilvl="6" w:tplc="04190001" w:tentative="1">
+      <w:start w:val="1"/>
+      <w:numFmt w:val="bullet"/>
+      <w:lvlText w:val=""/>
+      <w:lvlJc w:val="left"/>
+      <w:pPr>
+        <w:ind w:left="5040" w:hanging="360"/>
+      </w:pPr>
+      <w:rPr>
+        <w:rFonts w:ascii="Symbol" w:hAnsi="Symbol" w:hint="default"/>
+      </w:rPr>
+    </w:lvl>
+    <w:lvl w:ilvl="7" w:tplc="04190003" w:tentative="1">
+      <w:start w:val="1"/>
+      <w:numFmt w:val="bullet"/>
+      <w:lvlText w:val="o"/>
+      <w:lvlJc w:val="left"/>
+      <w:pPr>
+        <w:ind w:left="5760" w:hanging="360"/>
+      </w:pPr>
+      <w:rPr>
+        <w:rFonts w:ascii="Courier New" w:hAnsi="Courier New" w:cs="Courier New" w:hint="default"/>
+      </w:rPr>
+    </w:lvl>
+    <w:lvl w:ilvl="8" w:tplc="04190005" w:tentative="1">
+      <w:start w:val="1"/>
+      <w:numFmt w:val="bullet"/>
+      <w:lvlText w:val=""/>
+      <w:lvlJc w:val="left"/>
+      <w:pPr>
+        <w:ind w:left="6480" w:hanging="360"/>
+      </w:pPr>
+      <w:rPr>
+        <w:rFonts w:ascii="Wingdings" w:hAnsi="Wingdings" w:hint="default"/>
+      </w:rPr>
+    </w:lvl>
+  </w:abstractNum>
+  <w:abstractNum w:abstractNumId="1" w15:restartNumberingAfterBreak="0">
+    <w:nsid w:val="58BE2B19"/>
+    <w:multiLevelType w:val="hybridMultilevel"/>
+    <w:tmpl w:val="050291D2"/>
+    <w:lvl w:ilvl="0" w:tplc="D25241D6">
+      <w:numFmt w:val="bullet"/>
+      <w:lvlText w:val=""/>
+      <w:lvlJc w:val="left"/>
+      <w:pPr>
+        <w:ind w:left="720" w:hanging="360"/>
+      </w:pPr>
+      <w:rPr>
+        <w:rFonts w:ascii="Symbol" w:eastAsiaTheme="minorHAnsi" w:hAnsi="Symbol" w:cs="Times New Roman" w:hint="default"/>
+      </w:rPr>
+    </w:lvl>
+    <w:lvl w:ilvl="1" w:tplc="04190003" w:tentative="1">
+      <w:start w:val="1"/>
+      <w:numFmt w:val="bullet"/>
+      <w:lvlText w:val="o"/>
+      <w:lvlJc w:val="left"/>
+      <w:pPr>
+        <w:ind w:left="1440" w:hanging="360"/>
+      </w:pPr>
+      <w:rPr>
+        <w:rFonts w:ascii="Courier New" w:hAnsi="Courier New" w:cs="Courier New" w:hint="default"/>
+      </w:rPr>
+    </w:lvl>
+    <w:lvl w:ilvl="2" w:tplc="04190005" w:tentative="1">
+      <w:start w:val="1"/>
+      <w:numFmt w:val="bullet"/>
+      <w:lvlText w:val=""/>
+      <w:lvlJc w:val="left"/>
+      <w:pPr>
+        <w:ind w:left="2160" w:hanging="360"/>
+      </w:pPr>
+      <w:rPr>
+        <w:rFonts w:ascii="Wingdings" w:hAnsi="Wingdings" w:hint="default"/>
+      </w:rPr>
+    </w:lvl>
+    <w:lvl w:ilvl="3" w:tplc="04190001" w:tentative="1">
+      <w:start w:val="1"/>
+      <w:numFmt w:val="bullet"/>
+      <w:lvlText w:val=""/>
+      <w:lvlJc w:val="left"/>
+      <w:pPr>
+        <w:ind w:left="2880" w:hanging="360"/>
+      </w:pPr>
+      <w:rPr>
+        <w:rFonts w:ascii="Symbol" w:hAnsi="Symbol" w:hint="default"/>
+      </w:rPr>
+    </w:lvl>
+    <w:lvl w:ilvl="4" w:tplc="04190003" w:tentative="1">
+      <w:start w:val="1"/>
+      <w:numFmt w:val="bullet"/>
+      <w:lvlText w:val="o"/>
+      <w:lvlJc w:val="left"/>
+      <w:pPr>
+        <w:ind w:left="3600" w:hanging="360"/>
+      </w:pPr>
+      <w:rPr>
+        <w:rFonts w:ascii="Courier New" w:hAnsi="Courier New" w:cs="Courier New" w:hint="default"/>
+      </w:rPr>
+    </w:lvl>
+    <w:lvl w:ilvl="5" w:tplc="04190005" w:tentative="1">
+      <w:start w:val="1"/>
+      <w:numFmt w:val="bullet"/>
+      <w:lvlText w:val=""/>
+      <w:lvlJc w:val="left"/>
+      <w:pPr>
+        <w:ind w:left="4320" w:hanging="360"/>
+      </w:pPr>
+      <w:rPr>
+        <w:rFonts w:ascii="Wingdings" w:hAnsi="Wingdings" w:hint="default"/>
+      </w:rPr>
+    </w:lvl>
+    <w:lvl w:ilvl="6" w:tplc="04190001" w:tentative="1">
+      <w:start w:val="1"/>
+      <w:numFmt w:val="bullet"/>
+      <w:lvlText w:val=""/>
+      <w:lvlJc w:val="left"/>
+      <w:pPr>
+        <w:ind w:left="5040" w:hanging="360"/>
+      </w:pPr>
+      <w:rPr>
+        <w:rFonts w:ascii="Symbol" w:hAnsi="Symbol" w:hint="default"/>
+      </w:rPr>
+    </w:lvl>
+    <w:lvl w:ilvl="7" w:tplc="04190003" w:tentative="1">
+      <w:start w:val="1"/>
+      <w:numFmt w:val="bullet"/>
+      <w:lvlText w:val="o"/>
+      <w:lvlJc w:val="left"/>
+      <w:pPr>
+        <w:ind w:left="5760" w:hanging="360"/>
+      </w:pPr>
+      <w:rPr>
+        <w:rFonts w:ascii="Courier New" w:hAnsi="Courier New" w:cs="Courier New" w:hint="default"/>
+      </w:rPr>
+    </w:lvl>
+    <w:lvl w:ilvl="8" w:tplc="04190005" w:tentative="1">
+      <w:start w:val="1"/>
+      <w:numFmt w:val="bullet"/>
+      <w:lvlText w:val=""/>
+      <w:lvlJc w:val="left"/>
+      <w:pPr>
+        <w:ind w:left="6480" w:hanging="360"/>
+      </w:pPr>
+      <w:rPr>
+        <w:rFonts w:ascii="Wingdings" w:hAnsi="Wingdings" w:hint="default"/>
+      </w:rPr>
+    </w:lvl>
+  </w:abstractNum>
+  <w:num w:numId="1">
+    <w:abstractNumId w:val="0"/>
+  </w:num>
+  <w:num w:numId="2">
+    <w:abstractNumId w:val="1"/>
+  </w:num>
+</w:numbering>
 </file>
 
 <file path=word/styles.xml><?xml version="1.0" encoding="utf-8"?>
@@ -1443,6 +3986,28 @@
     <w:semiHidden/>
     <w:unhideWhenUsed/>
   </w:style>
+  <w:style w:type="character" w:styleId="a3">
+    <w:name w:val="Hyperlink"/>
+    <w:basedOn w:val="a0"/>
+    <w:uiPriority w:val="99"/>
+    <w:unhideWhenUsed/>
+    <w:rsid w:val="008B455B"/>
+    <w:rPr>
+      <w:color w:val="0563C1" w:themeColor="hyperlink"/>
+      <w:u w:val="single"/>
+    </w:rPr>
+  </w:style>
+  <w:style w:type="paragraph" w:styleId="a4">
+    <w:name w:val="List Paragraph"/>
+    <w:basedOn w:val="a"/>
+    <w:uiPriority w:val="34"/>
+    <w:qFormat/>
+    <w:rsid w:val="00A4786E"/>
+    <w:pPr>
+      <w:ind w:left="720"/>
+      <w:contextualSpacing/>
+    </w:pPr>
+  </w:style>
 </w:styles>
 </file>
 
@@ -1712,7 +4277,7 @@
 </file>
 
 <file path=customXml/itemProps1.xml><?xml version="1.0" encoding="utf-8"?>
-<ds:datastoreItem xmlns:ds="http://schemas.openxmlformats.org/officeDocument/2006/customXml" ds:itemID="{DBCAD1DA-C03F-4875-A6B6-29143247AB63}">
+<ds:datastoreItem xmlns:ds="http://schemas.openxmlformats.org/officeDocument/2006/customXml" ds:itemID="{047BA86E-CB71-4273-81FD-EF81BCB303C2}">
   <ds:schemaRefs>
     <ds:schemaRef ds:uri="http://schemas.openxmlformats.org/officeDocument/2006/bibliography"/>
   </ds:schemaRefs>

--- a/STUDY/7_FastAPI/Обучающий_файл.docx
+++ b/STUDY/7_FastAPI/Обучающий_файл.docx
@@ -1073,25 +1073,14 @@
           <w:lang w:val="en-US"/>
         </w:rPr>
       </w:pPr>
-      <w:proofErr w:type="spellStart"/>
-      <w:r>
-        <w:rPr>
-          <w:rFonts w:ascii="Times New Roman" w:hAnsi="Times New Roman" w:cs="Times New Roman"/>
-          <w:sz w:val="24"/>
-          <w:szCs w:val="24"/>
-          <w:lang w:val="en-US"/>
-        </w:rPr>
-        <w:t>redoc</w:t>
-      </w:r>
-      <w:proofErr w:type="spellEnd"/>
-      <w:r>
-        <w:rPr>
-          <w:rFonts w:ascii="Times New Roman" w:hAnsi="Times New Roman" w:cs="Times New Roman"/>
-          <w:sz w:val="24"/>
-          <w:szCs w:val="24"/>
-          <w:lang w:val="en-US"/>
-        </w:rPr>
-        <w:t xml:space="preserve">: </w:t>
+      <w:r>
+        <w:rPr>
+          <w:rFonts w:ascii="Times New Roman" w:hAnsi="Times New Roman" w:cs="Times New Roman"/>
+          <w:sz w:val="24"/>
+          <w:szCs w:val="24"/>
+          <w:lang w:val="en-US"/>
+        </w:rPr>
+        <w:t xml:space="preserve">redoc: </w:t>
       </w:r>
       <w:hyperlink r:id="rId6" w:history="1">
         <w:r>
@@ -1732,7 +1721,24 @@
           <w:sz w:val="24"/>
           <w:szCs w:val="24"/>
         </w:rPr>
-        <w:t>– передаются дополнительно через «?», указываются в формате ключ=значение и отделяются друг от друга «</w:t>
+        <w:t xml:space="preserve">– передаются дополнительно через «?», указываются в формате </w:t>
+      </w:r>
+      <w:r>
+        <w:rPr>
+          <w:rFonts w:ascii="Times New Roman" w:hAnsi="Times New Roman" w:cs="Times New Roman"/>
+          <w:b/>
+          <w:sz w:val="24"/>
+          <w:szCs w:val="24"/>
+        </w:rPr>
+        <w:t>ключ=значение</w:t>
+      </w:r>
+      <w:r>
+        <w:rPr>
+          <w:rFonts w:ascii="Times New Roman" w:hAnsi="Times New Roman" w:cs="Times New Roman"/>
+          <w:sz w:val="24"/>
+          <w:szCs w:val="24"/>
+        </w:rPr>
+        <w:t xml:space="preserve"> и отделяются друг от друга «</w:t>
       </w:r>
       <w:r>
         <w:rPr>
@@ -3295,6 +3301,7 @@
           <w:rFonts w:ascii="Times New Roman" w:hAnsi="Times New Roman" w:cs="Times New Roman"/>
           <w:sz w:val="24"/>
           <w:szCs w:val="24"/>
+          <w:highlight w:val="green"/>
         </w:rPr>
         <w:t xml:space="preserve">Урок 7: </w:t>
       </w:r>
@@ -3304,6 +3311,7 @@
           <w:rFonts w:ascii="Times New Roman" w:hAnsi="Times New Roman" w:cs="Times New Roman"/>
           <w:sz w:val="24"/>
           <w:szCs w:val="24"/>
+          <w:highlight w:val="green"/>
         </w:rPr>
         <w:t>Валидация</w:t>
       </w:r>
@@ -3313,8 +3321,1076 @@
           <w:rFonts w:ascii="Times New Roman" w:hAnsi="Times New Roman" w:cs="Times New Roman"/>
           <w:sz w:val="24"/>
           <w:szCs w:val="24"/>
+          <w:highlight w:val="green"/>
         </w:rPr>
         <w:t xml:space="preserve"> и документирование параметров запросов.</w:t>
+      </w:r>
+    </w:p>
+    <w:p>
+      <w:pPr>
+        <w:shd w:val="clear" w:color="auto" w:fill="FFFFFF" w:themeFill="background1"/>
+        <w:rPr>
+          <w:rFonts w:ascii="Times New Roman" w:hAnsi="Times New Roman" w:cs="Times New Roman"/>
+          <w:sz w:val="24"/>
+          <w:szCs w:val="24"/>
+        </w:rPr>
+      </w:pPr>
+      <w:r>
+        <w:rPr>
+          <w:rFonts w:ascii="Times New Roman" w:hAnsi="Times New Roman" w:cs="Times New Roman"/>
+          <w:sz w:val="24"/>
+          <w:szCs w:val="24"/>
+        </w:rPr>
+        <w:t xml:space="preserve">Для </w:t>
+      </w:r>
+      <w:proofErr w:type="spellStart"/>
+      <w:r>
+        <w:rPr>
+          <w:rFonts w:ascii="Times New Roman" w:hAnsi="Times New Roman" w:cs="Times New Roman"/>
+          <w:sz w:val="24"/>
+          <w:szCs w:val="24"/>
+        </w:rPr>
+        <w:t>валидации</w:t>
+      </w:r>
+      <w:proofErr w:type="spellEnd"/>
+      <w:r>
+        <w:rPr>
+          <w:rFonts w:ascii="Times New Roman" w:hAnsi="Times New Roman" w:cs="Times New Roman"/>
+          <w:sz w:val="24"/>
+          <w:szCs w:val="24"/>
+        </w:rPr>
+        <w:t xml:space="preserve"> и доп. документирования параметров используются классы </w:t>
+      </w:r>
+      <w:r>
+        <w:rPr>
+          <w:rFonts w:ascii="Times New Roman" w:hAnsi="Times New Roman" w:cs="Times New Roman"/>
+          <w:b/>
+          <w:sz w:val="24"/>
+          <w:szCs w:val="24"/>
+          <w:lang w:val="en-US"/>
+        </w:rPr>
+        <w:t>Path</w:t>
+      </w:r>
+      <w:r>
+        <w:rPr>
+          <w:rFonts w:ascii="Times New Roman" w:hAnsi="Times New Roman" w:cs="Times New Roman"/>
+          <w:sz w:val="24"/>
+          <w:szCs w:val="24"/>
+        </w:rPr>
+        <w:t xml:space="preserve"> </w:t>
+      </w:r>
+      <w:r>
+        <w:rPr>
+          <w:rFonts w:ascii="Times New Roman" w:hAnsi="Times New Roman" w:cs="Times New Roman"/>
+          <w:sz w:val="24"/>
+          <w:szCs w:val="24"/>
+        </w:rPr>
+        <w:t xml:space="preserve">и </w:t>
+      </w:r>
+      <w:r>
+        <w:rPr>
+          <w:rFonts w:ascii="Times New Roman" w:hAnsi="Times New Roman" w:cs="Times New Roman"/>
+          <w:b/>
+          <w:sz w:val="24"/>
+          <w:szCs w:val="24"/>
+          <w:lang w:val="en-US"/>
+        </w:rPr>
+        <w:t>Query</w:t>
+      </w:r>
+      <w:r>
+        <w:rPr>
+          <w:rFonts w:ascii="Times New Roman" w:hAnsi="Times New Roman" w:cs="Times New Roman"/>
+          <w:b/>
+          <w:sz w:val="24"/>
+          <w:szCs w:val="24"/>
+        </w:rPr>
+        <w:t xml:space="preserve"> </w:t>
+      </w:r>
+      <w:r>
+        <w:rPr>
+          <w:rFonts w:ascii="Times New Roman" w:hAnsi="Times New Roman" w:cs="Times New Roman"/>
+          <w:sz w:val="24"/>
+          <w:szCs w:val="24"/>
+        </w:rPr>
+        <w:t>(</w:t>
+      </w:r>
+      <w:r>
+        <w:rPr>
+          <w:rFonts w:ascii="Times New Roman" w:hAnsi="Times New Roman" w:cs="Times New Roman"/>
+          <w:sz w:val="24"/>
+          <w:szCs w:val="24"/>
+        </w:rPr>
+        <w:t>которые на самом деле являются функциями, возвращающими классы</w:t>
+      </w:r>
+      <w:r>
+        <w:rPr>
+          <w:rFonts w:ascii="Times New Roman" w:hAnsi="Times New Roman" w:cs="Times New Roman"/>
+          <w:sz w:val="24"/>
+          <w:szCs w:val="24"/>
+        </w:rPr>
+        <w:t>)</w:t>
+      </w:r>
+    </w:p>
+    <w:p>
+      <w:pPr>
+        <w:shd w:val="clear" w:color="auto" w:fill="FFFFFF" w:themeFill="background1"/>
+        <w:rPr>
+          <w:rFonts w:ascii="Times New Roman" w:hAnsi="Times New Roman" w:cs="Times New Roman"/>
+          <w:sz w:val="24"/>
+          <w:szCs w:val="24"/>
+        </w:rPr>
+      </w:pPr>
+      <w:r>
+        <w:rPr>
+          <w:rFonts w:ascii="Times New Roman" w:hAnsi="Times New Roman" w:cs="Times New Roman"/>
+          <w:sz w:val="24"/>
+          <w:szCs w:val="24"/>
+        </w:rPr>
+        <w:lastRenderedPageBreak/>
+        <w:t xml:space="preserve">Можно ограничивать длину строки, проверять строку на соответствия регулярному выражению. </w:t>
+      </w:r>
+    </w:p>
+    <w:p>
+      <w:pPr>
+        <w:shd w:val="clear" w:color="auto" w:fill="FFFFFF" w:themeFill="background1"/>
+        <w:rPr>
+          <w:rFonts w:ascii="Times New Roman" w:hAnsi="Times New Roman" w:cs="Times New Roman"/>
+          <w:b/>
+          <w:sz w:val="24"/>
+          <w:szCs w:val="24"/>
+        </w:rPr>
+      </w:pPr>
+      <w:r>
+        <w:rPr>
+          <w:rFonts w:ascii="Times New Roman" w:hAnsi="Times New Roman" w:cs="Times New Roman"/>
+          <w:sz w:val="24"/>
+          <w:szCs w:val="24"/>
+        </w:rPr>
+        <w:t>Можно указывать диапазоны для числовых значений. С помощью:</w:t>
+      </w:r>
+      <w:r>
+        <w:rPr>
+          <w:rFonts w:ascii="Times New Roman" w:hAnsi="Times New Roman" w:cs="Times New Roman"/>
+          <w:sz w:val="24"/>
+          <w:szCs w:val="24"/>
+        </w:rPr>
+        <w:br/>
+      </w:r>
+      <w:r>
+        <w:rPr>
+          <w:rFonts w:ascii="Times New Roman" w:hAnsi="Times New Roman" w:cs="Times New Roman"/>
+          <w:b/>
+          <w:sz w:val="24"/>
+          <w:szCs w:val="24"/>
+          <w:lang w:val="en-US"/>
+        </w:rPr>
+        <w:t>gt</w:t>
+      </w:r>
+      <w:r>
+        <w:rPr>
+          <w:rFonts w:ascii="Times New Roman" w:hAnsi="Times New Roman" w:cs="Times New Roman"/>
+          <w:b/>
+          <w:sz w:val="24"/>
+          <w:szCs w:val="24"/>
+        </w:rPr>
+        <w:t>: &gt;</w:t>
+      </w:r>
+      <w:r>
+        <w:rPr>
+          <w:rFonts w:ascii="Times New Roman" w:hAnsi="Times New Roman" w:cs="Times New Roman"/>
+          <w:b/>
+          <w:sz w:val="24"/>
+          <w:szCs w:val="24"/>
+        </w:rPr>
+        <w:br/>
+      </w:r>
+      <w:r>
+        <w:rPr>
+          <w:rFonts w:ascii="Times New Roman" w:hAnsi="Times New Roman" w:cs="Times New Roman"/>
+          <w:b/>
+          <w:sz w:val="24"/>
+          <w:szCs w:val="24"/>
+          <w:lang w:val="en-US"/>
+        </w:rPr>
+        <w:t>ge</w:t>
+      </w:r>
+      <w:r>
+        <w:rPr>
+          <w:rFonts w:ascii="Times New Roman" w:hAnsi="Times New Roman" w:cs="Times New Roman"/>
+          <w:b/>
+          <w:sz w:val="24"/>
+          <w:szCs w:val="24"/>
+        </w:rPr>
+        <w:t>: &gt;=</w:t>
+      </w:r>
+      <w:r>
+        <w:rPr>
+          <w:rFonts w:ascii="Times New Roman" w:hAnsi="Times New Roman" w:cs="Times New Roman"/>
+          <w:b/>
+          <w:sz w:val="24"/>
+          <w:szCs w:val="24"/>
+        </w:rPr>
+        <w:br/>
+      </w:r>
+      <w:r>
+        <w:rPr>
+          <w:rFonts w:ascii="Times New Roman" w:hAnsi="Times New Roman" w:cs="Times New Roman"/>
+          <w:b/>
+          <w:sz w:val="24"/>
+          <w:szCs w:val="24"/>
+          <w:lang w:val="en-US"/>
+        </w:rPr>
+        <w:t>lt</w:t>
+      </w:r>
+      <w:r>
+        <w:rPr>
+          <w:rFonts w:ascii="Times New Roman" w:hAnsi="Times New Roman" w:cs="Times New Roman"/>
+          <w:b/>
+          <w:sz w:val="24"/>
+          <w:szCs w:val="24"/>
+        </w:rPr>
+        <w:t>: &lt;</w:t>
+      </w:r>
+      <w:r>
+        <w:rPr>
+          <w:rFonts w:ascii="Times New Roman" w:hAnsi="Times New Roman" w:cs="Times New Roman"/>
+          <w:b/>
+          <w:sz w:val="24"/>
+          <w:szCs w:val="24"/>
+        </w:rPr>
+        <w:br/>
+      </w:r>
+      <w:r>
+        <w:rPr>
+          <w:rFonts w:ascii="Times New Roman" w:hAnsi="Times New Roman" w:cs="Times New Roman"/>
+          <w:b/>
+          <w:sz w:val="24"/>
+          <w:szCs w:val="24"/>
+          <w:lang w:val="en-US"/>
+        </w:rPr>
+        <w:t>le</w:t>
+      </w:r>
+      <w:r>
+        <w:rPr>
+          <w:rFonts w:ascii="Times New Roman" w:hAnsi="Times New Roman" w:cs="Times New Roman"/>
+          <w:b/>
+          <w:sz w:val="24"/>
+          <w:szCs w:val="24"/>
+        </w:rPr>
+        <w:t>: &lt;=</w:t>
+      </w:r>
+    </w:p>
+    <w:p>
+      <w:pPr>
+        <w:shd w:val="clear" w:color="auto" w:fill="FFFFFF" w:themeFill="background1"/>
+        <w:rPr>
+          <w:rFonts w:ascii="Times New Roman" w:hAnsi="Times New Roman" w:cs="Times New Roman"/>
+          <w:sz w:val="24"/>
+          <w:szCs w:val="24"/>
+        </w:rPr>
+      </w:pPr>
+      <w:r>
+        <w:rPr>
+          <w:rFonts w:ascii="Times New Roman" w:hAnsi="Times New Roman" w:cs="Times New Roman"/>
+          <w:sz w:val="24"/>
+          <w:szCs w:val="24"/>
+        </w:rPr>
+        <w:t xml:space="preserve">Можно задавать </w:t>
+      </w:r>
+      <w:r>
+        <w:rPr>
+          <w:rFonts w:ascii="Times New Roman" w:hAnsi="Times New Roman" w:cs="Times New Roman"/>
+          <w:b/>
+          <w:sz w:val="24"/>
+          <w:szCs w:val="24"/>
+          <w:lang w:val="en-US"/>
+        </w:rPr>
+        <w:t>title</w:t>
+      </w:r>
+      <w:r>
+        <w:rPr>
+          <w:rFonts w:ascii="Times New Roman" w:hAnsi="Times New Roman" w:cs="Times New Roman"/>
+          <w:sz w:val="24"/>
+          <w:szCs w:val="24"/>
+        </w:rPr>
+        <w:t xml:space="preserve"> </w:t>
+      </w:r>
+      <w:r>
+        <w:rPr>
+          <w:rFonts w:ascii="Times New Roman" w:hAnsi="Times New Roman" w:cs="Times New Roman"/>
+          <w:sz w:val="24"/>
+          <w:szCs w:val="24"/>
+        </w:rPr>
+        <w:t xml:space="preserve">и </w:t>
+      </w:r>
+      <w:r>
+        <w:rPr>
+          <w:rFonts w:ascii="Times New Roman" w:hAnsi="Times New Roman" w:cs="Times New Roman"/>
+          <w:b/>
+          <w:sz w:val="24"/>
+          <w:szCs w:val="24"/>
+          <w:lang w:val="en-US"/>
+        </w:rPr>
+        <w:t>description</w:t>
+      </w:r>
+      <w:r>
+        <w:rPr>
+          <w:rFonts w:ascii="Times New Roman" w:hAnsi="Times New Roman" w:cs="Times New Roman"/>
+          <w:sz w:val="24"/>
+          <w:szCs w:val="24"/>
+        </w:rPr>
+        <w:t xml:space="preserve"> </w:t>
+      </w:r>
+      <w:r>
+        <w:rPr>
+          <w:rFonts w:ascii="Times New Roman" w:hAnsi="Times New Roman" w:cs="Times New Roman"/>
+          <w:sz w:val="24"/>
+          <w:szCs w:val="24"/>
+        </w:rPr>
+        <w:t>для параметров.</w:t>
+      </w:r>
+    </w:p>
+    <w:p>
+      <w:pPr>
+        <w:shd w:val="clear" w:color="auto" w:fill="FFFFFF" w:themeFill="background1"/>
+        <w:rPr>
+          <w:rFonts w:ascii="Times New Roman" w:hAnsi="Times New Roman" w:cs="Times New Roman"/>
+          <w:sz w:val="24"/>
+          <w:szCs w:val="24"/>
+        </w:rPr>
+      </w:pPr>
+      <w:r>
+        <w:rPr>
+          <w:rFonts w:ascii="Times New Roman" w:hAnsi="Times New Roman" w:cs="Times New Roman"/>
+          <w:sz w:val="24"/>
+          <w:szCs w:val="24"/>
+        </w:rPr>
+        <w:t>Первым параметром указывается:</w:t>
+      </w:r>
+    </w:p>
+    <w:p>
+      <w:pPr>
+        <w:pStyle w:val="a4"/>
+        <w:numPr>
+          <w:ilvl w:val="0"/>
+          <w:numId w:val="3"/>
+        </w:numPr>
+        <w:shd w:val="clear" w:color="auto" w:fill="FFFFFF" w:themeFill="background1"/>
+        <w:rPr>
+          <w:rFonts w:ascii="Times New Roman" w:hAnsi="Times New Roman" w:cs="Times New Roman"/>
+          <w:sz w:val="24"/>
+          <w:szCs w:val="24"/>
+        </w:rPr>
+      </w:pPr>
+      <w:r>
+        <w:rPr>
+          <w:rFonts w:ascii="Times New Roman" w:hAnsi="Times New Roman" w:cs="Times New Roman"/>
+          <w:sz w:val="24"/>
+          <w:szCs w:val="24"/>
+        </w:rPr>
+        <w:t>… (</w:t>
+      </w:r>
+      <w:r>
+        <w:rPr>
+          <w:rFonts w:ascii="Times New Roman" w:hAnsi="Times New Roman" w:cs="Times New Roman"/>
+          <w:sz w:val="24"/>
+          <w:szCs w:val="24"/>
+          <w:lang w:val="en-US"/>
+        </w:rPr>
+        <w:t>ellipsis</w:t>
+      </w:r>
+      <w:r>
+        <w:rPr>
+          <w:rFonts w:ascii="Times New Roman" w:hAnsi="Times New Roman" w:cs="Times New Roman"/>
+          <w:sz w:val="24"/>
+          <w:szCs w:val="24"/>
+        </w:rPr>
+        <w:t xml:space="preserve">) – </w:t>
+      </w:r>
+      <w:r>
+        <w:rPr>
+          <w:rFonts w:ascii="Times New Roman" w:hAnsi="Times New Roman" w:cs="Times New Roman"/>
+          <w:sz w:val="24"/>
+          <w:szCs w:val="24"/>
+        </w:rPr>
+        <w:t xml:space="preserve">для обязательных параметров (начиная с версии </w:t>
+      </w:r>
+      <w:r>
+        <w:rPr>
+          <w:rFonts w:ascii="Times New Roman" w:hAnsi="Times New Roman" w:cs="Times New Roman"/>
+          <w:sz w:val="24"/>
+          <w:szCs w:val="24"/>
+          <w:lang w:val="en-US"/>
+        </w:rPr>
+        <w:t>FastAPI</w:t>
+      </w:r>
+      <w:r>
+        <w:rPr>
+          <w:rFonts w:ascii="Times New Roman" w:hAnsi="Times New Roman" w:cs="Times New Roman"/>
+          <w:sz w:val="24"/>
+          <w:szCs w:val="24"/>
+        </w:rPr>
+        <w:t xml:space="preserve"> 0.78 </w:t>
+      </w:r>
+      <w:r>
+        <w:rPr>
+          <w:rFonts w:ascii="Times New Roman" w:hAnsi="Times New Roman" w:cs="Times New Roman"/>
+          <w:sz w:val="24"/>
+          <w:szCs w:val="24"/>
+        </w:rPr>
+        <w:t>можно ничего не указывать</w:t>
+      </w:r>
+    </w:p>
+    <w:p>
+      <w:pPr>
+        <w:pStyle w:val="a4"/>
+        <w:numPr>
+          <w:ilvl w:val="0"/>
+          <w:numId w:val="3"/>
+        </w:numPr>
+        <w:shd w:val="clear" w:color="auto" w:fill="FFFFFF" w:themeFill="background1"/>
+        <w:rPr>
+          <w:rFonts w:ascii="Times New Roman" w:hAnsi="Times New Roman" w:cs="Times New Roman"/>
+          <w:sz w:val="24"/>
+          <w:szCs w:val="24"/>
+        </w:rPr>
+      </w:pPr>
+      <w:r>
+        <w:rPr>
+          <w:rFonts w:ascii="Times New Roman" w:hAnsi="Times New Roman" w:cs="Times New Roman"/>
+          <w:sz w:val="24"/>
+          <w:szCs w:val="24"/>
+          <w:lang w:val="en-US"/>
+        </w:rPr>
+        <w:t xml:space="preserve">None – </w:t>
+      </w:r>
+      <w:r>
+        <w:rPr>
+          <w:rFonts w:ascii="Times New Roman" w:hAnsi="Times New Roman" w:cs="Times New Roman"/>
+          <w:sz w:val="24"/>
+          <w:szCs w:val="24"/>
+        </w:rPr>
+        <w:t>для необязательных (опциональных) параметров</w:t>
+      </w:r>
+    </w:p>
+    <w:p>
+      <w:pPr>
+        <w:pStyle w:val="a4"/>
+        <w:numPr>
+          <w:ilvl w:val="0"/>
+          <w:numId w:val="3"/>
+        </w:numPr>
+        <w:shd w:val="clear" w:color="auto" w:fill="FFFFFF" w:themeFill="background1"/>
+        <w:rPr>
+          <w:rFonts w:ascii="Times New Roman" w:hAnsi="Times New Roman" w:cs="Times New Roman"/>
+          <w:sz w:val="24"/>
+          <w:szCs w:val="24"/>
+        </w:rPr>
+      </w:pPr>
+      <w:r>
+        <w:rPr>
+          <w:rFonts w:ascii="Times New Roman" w:hAnsi="Times New Roman" w:cs="Times New Roman"/>
+          <w:sz w:val="24"/>
+          <w:szCs w:val="24"/>
+        </w:rPr>
+        <w:t>значение по умолчанию</w:t>
+      </w:r>
+    </w:p>
+    <w:p>
+      <w:pPr>
+        <w:pStyle w:val="a4"/>
+        <w:shd w:val="clear" w:color="auto" w:fill="FFFFFF" w:themeFill="background1"/>
+        <w:rPr>
+          <w:rFonts w:ascii="Times New Roman" w:hAnsi="Times New Roman" w:cs="Times New Roman"/>
+          <w:sz w:val="24"/>
+          <w:szCs w:val="24"/>
+        </w:rPr>
+      </w:pPr>
+    </w:p>
+    <w:p>
+      <w:pPr>
+        <w:pStyle w:val="a4"/>
+        <w:shd w:val="clear" w:color="auto" w:fill="FFFFFF" w:themeFill="background1"/>
+        <w:ind w:left="0"/>
+        <w:rPr>
+          <w:rFonts w:ascii="Times New Roman" w:hAnsi="Times New Roman" w:cs="Times New Roman"/>
+          <w:sz w:val="24"/>
+          <w:szCs w:val="24"/>
+        </w:rPr>
+      </w:pPr>
+      <w:r>
+        <w:rPr>
+          <w:rFonts w:ascii="Times New Roman" w:hAnsi="Times New Roman" w:cs="Times New Roman"/>
+          <w:sz w:val="24"/>
+          <w:szCs w:val="24"/>
+        </w:rPr>
+        <w:t>Пример такой функции:</w:t>
+      </w:r>
+    </w:p>
+    <w:p>
+      <w:pPr>
+        <w:pStyle w:val="a4"/>
+        <w:shd w:val="clear" w:color="auto" w:fill="FFFFFF" w:themeFill="background1"/>
+        <w:ind w:left="0"/>
+        <w:rPr>
+          <w:rFonts w:ascii="Times New Roman" w:hAnsi="Times New Roman" w:cs="Times New Roman"/>
+          <w:sz w:val="24"/>
+          <w:szCs w:val="24"/>
+        </w:rPr>
+      </w:pPr>
+    </w:p>
+    <w:p>
+      <w:pPr>
+        <w:pStyle w:val="a4"/>
+        <w:shd w:val="clear" w:color="auto" w:fill="D9D9D9" w:themeFill="background1" w:themeFillShade="D9"/>
+        <w:ind w:left="0"/>
+        <w:rPr>
+          <w:rFonts w:ascii="Times New Roman" w:hAnsi="Times New Roman" w:cs="Times New Roman"/>
+          <w:sz w:val="24"/>
+          <w:szCs w:val="24"/>
+          <w:lang w:val="en-US"/>
+        </w:rPr>
+      </w:pPr>
+      <w:r>
+        <w:rPr>
+          <w:rFonts w:ascii="Times New Roman" w:hAnsi="Times New Roman" w:cs="Times New Roman"/>
+          <w:sz w:val="24"/>
+          <w:szCs w:val="24"/>
+          <w:lang w:val="en-US"/>
+        </w:rPr>
+        <w:t>@</w:t>
+      </w:r>
+      <w:proofErr w:type="spellStart"/>
+      <w:r>
+        <w:rPr>
+          <w:rFonts w:ascii="Times New Roman" w:hAnsi="Times New Roman" w:cs="Times New Roman"/>
+          <w:sz w:val="24"/>
+          <w:szCs w:val="24"/>
+          <w:lang w:val="en-US"/>
+        </w:rPr>
+        <w:t>app.get</w:t>
+      </w:r>
+      <w:proofErr w:type="spellEnd"/>
+      <w:r>
+        <w:rPr>
+          <w:rFonts w:ascii="Times New Roman" w:hAnsi="Times New Roman" w:cs="Times New Roman"/>
+          <w:sz w:val="24"/>
+          <w:szCs w:val="24"/>
+          <w:lang w:val="en-US"/>
+        </w:rPr>
+        <w:t>(/name):</w:t>
+      </w:r>
+    </w:p>
+    <w:p>
+      <w:pPr>
+        <w:pStyle w:val="a4"/>
+        <w:shd w:val="clear" w:color="auto" w:fill="D9D9D9" w:themeFill="background1" w:themeFillShade="D9"/>
+        <w:ind w:left="0"/>
+        <w:rPr>
+          <w:rFonts w:ascii="Times New Roman" w:hAnsi="Times New Roman" w:cs="Times New Roman"/>
+          <w:sz w:val="24"/>
+          <w:szCs w:val="24"/>
+          <w:lang w:val="en-US"/>
+        </w:rPr>
+      </w:pPr>
+      <w:proofErr w:type="spellStart"/>
+      <w:r>
+        <w:rPr>
+          <w:rFonts w:ascii="Times New Roman" w:hAnsi="Times New Roman" w:cs="Times New Roman"/>
+          <w:sz w:val="24"/>
+          <w:szCs w:val="24"/>
+          <w:lang w:val="en-US"/>
+        </w:rPr>
+        <w:t>def</w:t>
+      </w:r>
+      <w:proofErr w:type="spellEnd"/>
+      <w:r>
+        <w:rPr>
+          <w:rFonts w:ascii="Times New Roman" w:hAnsi="Times New Roman" w:cs="Times New Roman"/>
+          <w:sz w:val="24"/>
+          <w:szCs w:val="24"/>
+          <w:lang w:val="en-US"/>
+        </w:rPr>
+        <w:t xml:space="preserve"> </w:t>
+      </w:r>
+      <w:proofErr w:type="gramStart"/>
+      <w:r>
+        <w:rPr>
+          <w:rFonts w:ascii="Times New Roman" w:hAnsi="Times New Roman" w:cs="Times New Roman"/>
+          <w:sz w:val="24"/>
+          <w:szCs w:val="24"/>
+          <w:lang w:val="en-US"/>
+        </w:rPr>
+        <w:t>foo(</w:t>
+      </w:r>
+      <w:proofErr w:type="gramEnd"/>
+    </w:p>
+    <w:p>
+      <w:pPr>
+        <w:pStyle w:val="a4"/>
+        <w:shd w:val="clear" w:color="auto" w:fill="D9D9D9" w:themeFill="background1" w:themeFillShade="D9"/>
+        <w:ind w:left="0"/>
+        <w:rPr>
+          <w:rFonts w:ascii="Times New Roman" w:hAnsi="Times New Roman" w:cs="Times New Roman"/>
+          <w:sz w:val="24"/>
+          <w:szCs w:val="24"/>
+          <w:lang w:val="en-US"/>
+        </w:rPr>
+      </w:pPr>
+      <w:r>
+        <w:rPr>
+          <w:rFonts w:ascii="Times New Roman" w:hAnsi="Times New Roman" w:cs="Times New Roman"/>
+          <w:sz w:val="24"/>
+          <w:szCs w:val="24"/>
+          <w:lang w:val="en-US"/>
+        </w:rPr>
+        <w:tab/>
+        <w:t xml:space="preserve">name: </w:t>
+      </w:r>
+      <w:proofErr w:type="spellStart"/>
+      <w:r>
+        <w:rPr>
+          <w:rFonts w:ascii="Times New Roman" w:hAnsi="Times New Roman" w:cs="Times New Roman"/>
+          <w:sz w:val="24"/>
+          <w:szCs w:val="24"/>
+          <w:lang w:val="en-US"/>
+        </w:rPr>
+        <w:t>str</w:t>
+      </w:r>
+      <w:proofErr w:type="spellEnd"/>
+      <w:r>
+        <w:rPr>
+          <w:rFonts w:ascii="Times New Roman" w:hAnsi="Times New Roman" w:cs="Times New Roman"/>
+          <w:sz w:val="24"/>
+          <w:szCs w:val="24"/>
+          <w:lang w:val="en-US"/>
+        </w:rPr>
+        <w:t xml:space="preserve"> = </w:t>
+      </w:r>
+      <w:proofErr w:type="gramStart"/>
+      <w:r>
+        <w:rPr>
+          <w:rFonts w:ascii="Times New Roman" w:hAnsi="Times New Roman" w:cs="Times New Roman"/>
+          <w:sz w:val="24"/>
+          <w:szCs w:val="24"/>
+          <w:lang w:val="en-US"/>
+        </w:rPr>
+        <w:t>Path(</w:t>
+      </w:r>
+      <w:proofErr w:type="gramEnd"/>
+      <w:r>
+        <w:rPr>
+          <w:rFonts w:ascii="Times New Roman" w:hAnsi="Times New Roman" w:cs="Times New Roman"/>
+          <w:sz w:val="24"/>
+          <w:szCs w:val="24"/>
+          <w:lang w:val="en-US"/>
+        </w:rPr>
+        <w:t xml:space="preserve">…, </w:t>
+      </w:r>
+      <w:proofErr w:type="spellStart"/>
+      <w:r>
+        <w:rPr>
+          <w:rFonts w:ascii="Times New Roman" w:hAnsi="Times New Roman" w:cs="Times New Roman"/>
+          <w:sz w:val="24"/>
+          <w:szCs w:val="24"/>
+          <w:lang w:val="en-US"/>
+        </w:rPr>
+        <w:t>min_length</w:t>
+      </w:r>
+      <w:proofErr w:type="spellEnd"/>
+      <w:r>
+        <w:rPr>
+          <w:rFonts w:ascii="Times New Roman" w:hAnsi="Times New Roman" w:cs="Times New Roman"/>
+          <w:sz w:val="24"/>
+          <w:szCs w:val="24"/>
+          <w:lang w:val="en-US"/>
+        </w:rPr>
+        <w:t xml:space="preserve">=4, </w:t>
+      </w:r>
+      <w:proofErr w:type="spellStart"/>
+      <w:r>
+        <w:rPr>
+          <w:rFonts w:ascii="Times New Roman" w:hAnsi="Times New Roman" w:cs="Times New Roman"/>
+          <w:sz w:val="24"/>
+          <w:szCs w:val="24"/>
+          <w:lang w:val="en-US"/>
+        </w:rPr>
+        <w:t>max_length</w:t>
+      </w:r>
+      <w:proofErr w:type="spellEnd"/>
+      <w:r>
+        <w:rPr>
+          <w:rFonts w:ascii="Times New Roman" w:hAnsi="Times New Roman" w:cs="Times New Roman"/>
+          <w:sz w:val="24"/>
+          <w:szCs w:val="24"/>
+          <w:lang w:val="en-US"/>
+        </w:rPr>
+        <w:t>=100</w:t>
+      </w:r>
+      <w:r>
+        <w:rPr>
+          <w:rFonts w:ascii="Times New Roman" w:hAnsi="Times New Roman" w:cs="Times New Roman"/>
+          <w:sz w:val="24"/>
+          <w:szCs w:val="24"/>
+          <w:lang w:val="en-US"/>
+        </w:rPr>
+        <w:t>),</w:t>
+      </w:r>
+    </w:p>
+    <w:p>
+      <w:pPr>
+        <w:pStyle w:val="a4"/>
+        <w:shd w:val="clear" w:color="auto" w:fill="D9D9D9" w:themeFill="background1" w:themeFillShade="D9"/>
+        <w:ind w:left="0"/>
+        <w:rPr>
+          <w:rFonts w:ascii="Times New Roman" w:hAnsi="Times New Roman" w:cs="Times New Roman"/>
+          <w:sz w:val="24"/>
+          <w:szCs w:val="24"/>
+          <w:lang w:val="en-US"/>
+        </w:rPr>
+      </w:pPr>
+      <w:r>
+        <w:rPr>
+          <w:rFonts w:ascii="Times New Roman" w:hAnsi="Times New Roman" w:cs="Times New Roman"/>
+          <w:sz w:val="24"/>
+          <w:szCs w:val="24"/>
+          <w:lang w:val="en-US"/>
+        </w:rPr>
+        <w:tab/>
+        <w:t xml:space="preserve">surname: </w:t>
+      </w:r>
+      <w:proofErr w:type="spellStart"/>
+      <w:r>
+        <w:rPr>
+          <w:rFonts w:ascii="Times New Roman" w:hAnsi="Times New Roman" w:cs="Times New Roman"/>
+          <w:sz w:val="24"/>
+          <w:szCs w:val="24"/>
+          <w:lang w:val="en-US"/>
+        </w:rPr>
+        <w:t>str</w:t>
+      </w:r>
+      <w:proofErr w:type="spellEnd"/>
+      <w:r>
+        <w:rPr>
+          <w:rFonts w:ascii="Times New Roman" w:hAnsi="Times New Roman" w:cs="Times New Roman"/>
+          <w:sz w:val="24"/>
+          <w:szCs w:val="24"/>
+          <w:lang w:val="en-US"/>
+        </w:rPr>
+        <w:t xml:space="preserve"> = </w:t>
+      </w:r>
+      <w:proofErr w:type="gramStart"/>
+      <w:r>
+        <w:rPr>
+          <w:rFonts w:ascii="Times New Roman" w:hAnsi="Times New Roman" w:cs="Times New Roman"/>
+          <w:sz w:val="24"/>
+          <w:szCs w:val="24"/>
+          <w:lang w:val="en-US"/>
+        </w:rPr>
+        <w:t>Query(</w:t>
+      </w:r>
+      <w:proofErr w:type="gramEnd"/>
+      <w:r>
+        <w:rPr>
+          <w:rFonts w:ascii="Times New Roman" w:hAnsi="Times New Roman" w:cs="Times New Roman"/>
+          <w:sz w:val="24"/>
+          <w:szCs w:val="24"/>
+          <w:lang w:val="en-US"/>
+        </w:rPr>
+        <w:t xml:space="preserve">…, </w:t>
+      </w:r>
+      <w:proofErr w:type="spellStart"/>
+      <w:r>
+        <w:rPr>
+          <w:rFonts w:ascii="Times New Roman" w:hAnsi="Times New Roman" w:cs="Times New Roman"/>
+          <w:sz w:val="24"/>
+          <w:szCs w:val="24"/>
+          <w:lang w:val="en-US"/>
+        </w:rPr>
+        <w:t>min_length</w:t>
+      </w:r>
+      <w:proofErr w:type="spellEnd"/>
+      <w:r>
+        <w:rPr>
+          <w:rFonts w:ascii="Times New Roman" w:hAnsi="Times New Roman" w:cs="Times New Roman"/>
+          <w:sz w:val="24"/>
+          <w:szCs w:val="24"/>
+          <w:lang w:val="en-US"/>
+        </w:rPr>
+        <w:t xml:space="preserve">=4, </w:t>
+      </w:r>
+      <w:proofErr w:type="spellStart"/>
+      <w:r>
+        <w:rPr>
+          <w:rFonts w:ascii="Times New Roman" w:hAnsi="Times New Roman" w:cs="Times New Roman"/>
+          <w:sz w:val="24"/>
+          <w:szCs w:val="24"/>
+          <w:lang w:val="en-US"/>
+        </w:rPr>
+        <w:t>max_lengt</w:t>
+      </w:r>
+      <w:proofErr w:type="spellEnd"/>
+      <w:r>
+        <w:rPr>
+          <w:rFonts w:ascii="Times New Roman" w:hAnsi="Times New Roman" w:cs="Times New Roman"/>
+          <w:sz w:val="24"/>
+          <w:szCs w:val="24"/>
+          <w:lang w:val="en-US"/>
+        </w:rPr>
+        <w:t>=100, title=”</w:t>
+      </w:r>
+      <w:r>
+        <w:rPr>
+          <w:rFonts w:ascii="Times New Roman" w:hAnsi="Times New Roman" w:cs="Times New Roman"/>
+          <w:sz w:val="24"/>
+          <w:szCs w:val="24"/>
+        </w:rPr>
+        <w:t>фамилия</w:t>
+      </w:r>
+      <w:r>
+        <w:rPr>
+          <w:rFonts w:ascii="Times New Roman" w:hAnsi="Times New Roman" w:cs="Times New Roman"/>
+          <w:sz w:val="24"/>
+          <w:szCs w:val="24"/>
+          <w:lang w:val="en-US"/>
+        </w:rPr>
+        <w:t>”, description=”</w:t>
+      </w:r>
+      <w:r>
+        <w:rPr>
+          <w:rFonts w:ascii="Times New Roman" w:hAnsi="Times New Roman" w:cs="Times New Roman"/>
+          <w:sz w:val="24"/>
+          <w:szCs w:val="24"/>
+        </w:rPr>
+        <w:t>Какое</w:t>
+      </w:r>
+      <w:r>
+        <w:rPr>
+          <w:rFonts w:ascii="Times New Roman" w:hAnsi="Times New Roman" w:cs="Times New Roman"/>
+          <w:sz w:val="24"/>
+          <w:szCs w:val="24"/>
+          <w:lang w:val="en-US"/>
+        </w:rPr>
+        <w:t>-</w:t>
+      </w:r>
+      <w:r>
+        <w:rPr>
+          <w:rFonts w:ascii="Times New Roman" w:hAnsi="Times New Roman" w:cs="Times New Roman"/>
+          <w:sz w:val="24"/>
+          <w:szCs w:val="24"/>
+        </w:rPr>
+        <w:t>то</w:t>
+      </w:r>
+      <w:r>
+        <w:rPr>
+          <w:rFonts w:ascii="Times New Roman" w:hAnsi="Times New Roman" w:cs="Times New Roman"/>
+          <w:sz w:val="24"/>
+          <w:szCs w:val="24"/>
+          <w:lang w:val="en-US"/>
+        </w:rPr>
+        <w:t xml:space="preserve"> </w:t>
+      </w:r>
+      <w:r>
+        <w:rPr>
+          <w:rFonts w:ascii="Times New Roman" w:hAnsi="Times New Roman" w:cs="Times New Roman"/>
+          <w:sz w:val="24"/>
+          <w:szCs w:val="24"/>
+        </w:rPr>
+        <w:t>описание</w:t>
+      </w:r>
+      <w:r>
+        <w:rPr>
+          <w:rFonts w:ascii="Times New Roman" w:hAnsi="Times New Roman" w:cs="Times New Roman"/>
+          <w:sz w:val="24"/>
+          <w:szCs w:val="24"/>
+          <w:lang w:val="en-US"/>
+        </w:rPr>
+        <w:t>”),</w:t>
+      </w:r>
+    </w:p>
+    <w:p>
+      <w:pPr>
+        <w:pStyle w:val="a4"/>
+        <w:shd w:val="clear" w:color="auto" w:fill="D9D9D9" w:themeFill="background1" w:themeFillShade="D9"/>
+        <w:ind w:left="0"/>
+        <w:rPr>
+          <w:rFonts w:ascii="Times New Roman" w:hAnsi="Times New Roman" w:cs="Times New Roman"/>
+          <w:sz w:val="24"/>
+          <w:szCs w:val="24"/>
+          <w:lang w:val="en-US"/>
+        </w:rPr>
+      </w:pPr>
+      <w:r>
+        <w:rPr>
+          <w:rFonts w:ascii="Times New Roman" w:hAnsi="Times New Roman" w:cs="Times New Roman"/>
+          <w:sz w:val="24"/>
+          <w:szCs w:val="24"/>
+          <w:lang w:val="en-US"/>
+        </w:rPr>
+        <w:tab/>
+        <w:t xml:space="preserve">age: </w:t>
+      </w:r>
+      <w:proofErr w:type="spellStart"/>
+      <w:r>
+        <w:rPr>
+          <w:rFonts w:ascii="Times New Roman" w:hAnsi="Times New Roman" w:cs="Times New Roman"/>
+          <w:sz w:val="24"/>
+          <w:szCs w:val="24"/>
+          <w:lang w:val="en-US"/>
+        </w:rPr>
+        <w:t>int</w:t>
+      </w:r>
+      <w:proofErr w:type="spellEnd"/>
+      <w:r>
+        <w:rPr>
+          <w:rFonts w:ascii="Times New Roman" w:hAnsi="Times New Roman" w:cs="Times New Roman"/>
+          <w:sz w:val="24"/>
+          <w:szCs w:val="24"/>
+          <w:lang w:val="en-US"/>
+        </w:rPr>
+        <w:t xml:space="preserve"> = </w:t>
+      </w:r>
+      <w:proofErr w:type="gramStart"/>
+      <w:r>
+        <w:rPr>
+          <w:rFonts w:ascii="Times New Roman" w:hAnsi="Times New Roman" w:cs="Times New Roman"/>
+          <w:sz w:val="24"/>
+          <w:szCs w:val="24"/>
+          <w:lang w:val="en-US"/>
+        </w:rPr>
+        <w:t>Query</w:t>
+      </w:r>
+      <w:r>
+        <w:rPr>
+          <w:rFonts w:ascii="Times New Roman" w:hAnsi="Times New Roman" w:cs="Times New Roman"/>
+          <w:sz w:val="24"/>
+          <w:szCs w:val="24"/>
+          <w:lang w:val="en-US"/>
+        </w:rPr>
+        <w:t>(</w:t>
+      </w:r>
+      <w:proofErr w:type="gramEnd"/>
+      <w:r>
+        <w:rPr>
+          <w:rFonts w:ascii="Times New Roman" w:hAnsi="Times New Roman" w:cs="Times New Roman"/>
+          <w:sz w:val="24"/>
+          <w:szCs w:val="24"/>
+          <w:lang w:val="en-US"/>
+        </w:rPr>
+        <w:t xml:space="preserve">None, </w:t>
+      </w:r>
+      <w:proofErr w:type="spellStart"/>
+      <w:r>
+        <w:rPr>
+          <w:rFonts w:ascii="Times New Roman" w:hAnsi="Times New Roman" w:cs="Times New Roman"/>
+          <w:sz w:val="24"/>
+          <w:szCs w:val="24"/>
+          <w:lang w:val="en-US"/>
+        </w:rPr>
+        <w:t>gt</w:t>
+      </w:r>
+      <w:proofErr w:type="spellEnd"/>
+      <w:r>
+        <w:rPr>
+          <w:rFonts w:ascii="Times New Roman" w:hAnsi="Times New Roman" w:cs="Times New Roman"/>
+          <w:sz w:val="24"/>
+          <w:szCs w:val="24"/>
+          <w:lang w:val="en-US"/>
+        </w:rPr>
+        <w:t xml:space="preserve">=4, </w:t>
+      </w:r>
+      <w:proofErr w:type="spellStart"/>
+      <w:r>
+        <w:rPr>
+          <w:rFonts w:ascii="Times New Roman" w:hAnsi="Times New Roman" w:cs="Times New Roman"/>
+          <w:sz w:val="24"/>
+          <w:szCs w:val="24"/>
+          <w:lang w:val="en-US"/>
+        </w:rPr>
+        <w:t>lt</w:t>
+      </w:r>
+      <w:proofErr w:type="spellEnd"/>
+      <w:r>
+        <w:rPr>
+          <w:rFonts w:ascii="Times New Roman" w:hAnsi="Times New Roman" w:cs="Times New Roman"/>
+          <w:sz w:val="24"/>
+          <w:szCs w:val="24"/>
+          <w:lang w:val="en-US"/>
+        </w:rPr>
+        <w:t>=100</w:t>
+      </w:r>
+      <w:r>
+        <w:rPr>
+          <w:rFonts w:ascii="Times New Roman" w:hAnsi="Times New Roman" w:cs="Times New Roman"/>
+          <w:sz w:val="24"/>
+          <w:szCs w:val="24"/>
+          <w:lang w:val="en-US"/>
+        </w:rPr>
+        <w:t>)</w:t>
+      </w:r>
+      <w:r>
+        <w:rPr>
+          <w:rFonts w:ascii="Times New Roman" w:hAnsi="Times New Roman" w:cs="Times New Roman"/>
+          <w:sz w:val="24"/>
+          <w:szCs w:val="24"/>
+          <w:lang w:val="en-US"/>
+        </w:rPr>
+        <w:t>,</w:t>
+      </w:r>
+    </w:p>
+    <w:p>
+      <w:pPr>
+        <w:pStyle w:val="a4"/>
+        <w:shd w:val="clear" w:color="auto" w:fill="D9D9D9" w:themeFill="background1" w:themeFillShade="D9"/>
+        <w:ind w:left="0"/>
+        <w:rPr>
+          <w:rFonts w:ascii="Times New Roman" w:hAnsi="Times New Roman" w:cs="Times New Roman"/>
+          <w:sz w:val="24"/>
+          <w:szCs w:val="24"/>
+          <w:lang w:val="en-US"/>
+        </w:rPr>
+      </w:pPr>
+      <w:r>
+        <w:rPr>
+          <w:rFonts w:ascii="Times New Roman" w:hAnsi="Times New Roman" w:cs="Times New Roman"/>
+          <w:sz w:val="24"/>
+          <w:szCs w:val="24"/>
+          <w:lang w:val="en-US"/>
+        </w:rPr>
+        <w:t>…</w:t>
+      </w:r>
+    </w:p>
+    <w:p>
+      <w:pPr>
+        <w:pStyle w:val="a4"/>
+        <w:shd w:val="clear" w:color="auto" w:fill="FFFFFF" w:themeFill="background1"/>
+        <w:ind w:left="0"/>
+        <w:rPr>
+          <w:rFonts w:ascii="Times New Roman" w:hAnsi="Times New Roman" w:cs="Times New Roman"/>
+          <w:sz w:val="24"/>
+          <w:szCs w:val="24"/>
+          <w:lang w:val="en-US"/>
+        </w:rPr>
+      </w:pPr>
+    </w:p>
+    <w:p>
+      <w:pPr>
+        <w:pStyle w:val="a4"/>
+        <w:shd w:val="clear" w:color="auto" w:fill="FFFFFF" w:themeFill="background1"/>
+        <w:ind w:left="0"/>
+        <w:rPr>
+          <w:rFonts w:ascii="Times New Roman" w:hAnsi="Times New Roman" w:cs="Times New Roman"/>
+          <w:sz w:val="24"/>
+          <w:szCs w:val="24"/>
+        </w:rPr>
+      </w:pPr>
+      <w:r>
+        <w:rPr>
+          <w:rFonts w:ascii="Times New Roman" w:hAnsi="Times New Roman" w:cs="Times New Roman"/>
+          <w:sz w:val="24"/>
+          <w:szCs w:val="24"/>
+        </w:rPr>
+        <w:t>УРОК НЕ ПРОЙДЕН ДО КОНЦА!!!</w:t>
       </w:r>
       <w:bookmarkStart w:id="0" w:name="_GoBack"/>
       <w:bookmarkEnd w:id="0"/>
@@ -3445,6 +4521,119 @@
     </w:lvl>
   </w:abstractNum>
   <w:abstractNum w:abstractNumId="1" w15:restartNumberingAfterBreak="0">
+    <w:nsid w:val="1B9F5BD6"/>
+    <w:multiLevelType w:val="hybridMultilevel"/>
+    <w:tmpl w:val="D90667E0"/>
+    <w:lvl w:ilvl="0" w:tplc="04190001">
+      <w:start w:val="1"/>
+      <w:numFmt w:val="bullet"/>
+      <w:lvlText w:val=""/>
+      <w:lvlJc w:val="left"/>
+      <w:pPr>
+        <w:ind w:left="720" w:hanging="360"/>
+      </w:pPr>
+      <w:rPr>
+        <w:rFonts w:ascii="Symbol" w:hAnsi="Symbol" w:hint="default"/>
+      </w:rPr>
+    </w:lvl>
+    <w:lvl w:ilvl="1" w:tplc="04190003" w:tentative="1">
+      <w:start w:val="1"/>
+      <w:numFmt w:val="bullet"/>
+      <w:lvlText w:val="o"/>
+      <w:lvlJc w:val="left"/>
+      <w:pPr>
+        <w:ind w:left="1440" w:hanging="360"/>
+      </w:pPr>
+      <w:rPr>
+        <w:rFonts w:ascii="Courier New" w:hAnsi="Courier New" w:cs="Courier New" w:hint="default"/>
+      </w:rPr>
+    </w:lvl>
+    <w:lvl w:ilvl="2" w:tplc="04190005" w:tentative="1">
+      <w:start w:val="1"/>
+      <w:numFmt w:val="bullet"/>
+      <w:lvlText w:val=""/>
+      <w:lvlJc w:val="left"/>
+      <w:pPr>
+        <w:ind w:left="2160" w:hanging="360"/>
+      </w:pPr>
+      <w:rPr>
+        <w:rFonts w:ascii="Wingdings" w:hAnsi="Wingdings" w:hint="default"/>
+      </w:rPr>
+    </w:lvl>
+    <w:lvl w:ilvl="3" w:tplc="04190001" w:tentative="1">
+      <w:start w:val="1"/>
+      <w:numFmt w:val="bullet"/>
+      <w:lvlText w:val=""/>
+      <w:lvlJc w:val="left"/>
+      <w:pPr>
+        <w:ind w:left="2880" w:hanging="360"/>
+      </w:pPr>
+      <w:rPr>
+        <w:rFonts w:ascii="Symbol" w:hAnsi="Symbol" w:hint="default"/>
+      </w:rPr>
+    </w:lvl>
+    <w:lvl w:ilvl="4" w:tplc="04190003" w:tentative="1">
+      <w:start w:val="1"/>
+      <w:numFmt w:val="bullet"/>
+      <w:lvlText w:val="o"/>
+      <w:lvlJc w:val="left"/>
+      <w:pPr>
+        <w:ind w:left="3600" w:hanging="360"/>
+      </w:pPr>
+      <w:rPr>
+        <w:rFonts w:ascii="Courier New" w:hAnsi="Courier New" w:cs="Courier New" w:hint="default"/>
+      </w:rPr>
+    </w:lvl>
+    <w:lvl w:ilvl="5" w:tplc="04190005" w:tentative="1">
+      <w:start w:val="1"/>
+      <w:numFmt w:val="bullet"/>
+      <w:lvlText w:val=""/>
+      <w:lvlJc w:val="left"/>
+      <w:pPr>
+        <w:ind w:left="4320" w:hanging="360"/>
+      </w:pPr>
+      <w:rPr>
+        <w:rFonts w:ascii="Wingdings" w:hAnsi="Wingdings" w:hint="default"/>
+      </w:rPr>
+    </w:lvl>
+    <w:lvl w:ilvl="6" w:tplc="04190001" w:tentative="1">
+      <w:start w:val="1"/>
+      <w:numFmt w:val="bullet"/>
+      <w:lvlText w:val=""/>
+      <w:lvlJc w:val="left"/>
+      <w:pPr>
+        <w:ind w:left="5040" w:hanging="360"/>
+      </w:pPr>
+      <w:rPr>
+        <w:rFonts w:ascii="Symbol" w:hAnsi="Symbol" w:hint="default"/>
+      </w:rPr>
+    </w:lvl>
+    <w:lvl w:ilvl="7" w:tplc="04190003" w:tentative="1">
+      <w:start w:val="1"/>
+      <w:numFmt w:val="bullet"/>
+      <w:lvlText w:val="o"/>
+      <w:lvlJc w:val="left"/>
+      <w:pPr>
+        <w:ind w:left="5760" w:hanging="360"/>
+      </w:pPr>
+      <w:rPr>
+        <w:rFonts w:ascii="Courier New" w:hAnsi="Courier New" w:cs="Courier New" w:hint="default"/>
+      </w:rPr>
+    </w:lvl>
+    <w:lvl w:ilvl="8" w:tplc="04190005" w:tentative="1">
+      <w:start w:val="1"/>
+      <w:numFmt w:val="bullet"/>
+      <w:lvlText w:val=""/>
+      <w:lvlJc w:val="left"/>
+      <w:pPr>
+        <w:ind w:left="6480" w:hanging="360"/>
+      </w:pPr>
+      <w:rPr>
+        <w:rFonts w:ascii="Wingdings" w:hAnsi="Wingdings" w:hint="default"/>
+      </w:rPr>
+    </w:lvl>
+  </w:abstractNum>
+  <w:abstractNum w:abstractNumId="2" w15:restartNumberingAfterBreak="0">
     <w:nsid w:val="58BE2B19"/>
     <w:multiLevelType w:val="hybridMultilevel"/>
     <w:tmpl w:val="050291D2"/>
@@ -3560,6 +4749,9 @@
     <w:abstractNumId w:val="0"/>
   </w:num>
   <w:num w:numId="2">
+    <w:abstractNumId w:val="2"/>
+  </w:num>
+  <w:num w:numId="3">
     <w:abstractNumId w:val="1"/>
   </w:num>
 </w:numbering>
@@ -4277,7 +5469,7 @@
 </file>
 
 <file path=customXml/itemProps1.xml><?xml version="1.0" encoding="utf-8"?>
-<ds:datastoreItem xmlns:ds="http://schemas.openxmlformats.org/officeDocument/2006/customXml" ds:itemID="{047BA86E-CB71-4273-81FD-EF81BCB303C2}">
+<ds:datastoreItem xmlns:ds="http://schemas.openxmlformats.org/officeDocument/2006/customXml" ds:itemID="{E06F6B76-1673-44E1-80F0-3F3EDB577652}">
   <ds:schemaRefs>
     <ds:schemaRef ds:uri="http://schemas.openxmlformats.org/officeDocument/2006/bibliography"/>
   </ds:schemaRefs>
